--- a/files/JonathanBerlemont_CV_2026.docx
+++ b/files/JonathanBerlemont_CV_2026.docx
@@ -1,6 +1,6 @@
 
 <file path=word/document.xml><?xml version="1.0" encoding="utf-8"?>
-<w:document xmlns:wpc="http://schemas.microsoft.com/office/word/2010/wordprocessingCanvas" xmlns:cx="http://schemas.microsoft.com/office/drawing/2014/chartex" xmlns:cx1="http://schemas.microsoft.com/office/drawing/2015/9/8/chartex" xmlns:cx2="http://schemas.microsoft.com/office/drawing/2015/10/21/chartex" xmlns:cx3="http://schemas.microsoft.com/office/drawing/2016/5/9/chartex" xmlns:cx4="http://schemas.microsoft.com/office/drawing/2016/5/10/chartex" xmlns:cx5="http://schemas.microsoft.com/office/drawing/2016/5/11/chartex" xmlns:cx6="http://schemas.microsoft.com/office/drawing/2016/5/12/chartex" xmlns:cx7="http://schemas.microsoft.com/office/drawing/2016/5/13/chartex" xmlns:cx8="http://schemas.microsoft.com/office/drawing/2016/5/14/chartex" xmlns:mc="http://schemas.openxmlformats.org/markup-compatibility/2006" xmlns:aink="http://schemas.microsoft.com/office/drawing/2016/ink" xmlns:am3d="http://schemas.microsoft.com/office/drawing/2017/model3d" xmlns:o="urn:schemas-microsoft-com:office:office" xmlns:oel="http://schemas.microsoft.com/office/2019/extlst" xmlns:r="http://schemas.openxmlformats.org/officeDocument/2006/relationships" xmlns:m="http://schemas.openxmlformats.org/officeDocument/2006/math" xmlns:v="urn:schemas-microsoft-com:vml" xmlns:wp14="http://schemas.microsoft.com/office/word/2010/wordprocessingDrawing" xmlns:wp="http://schemas.openxmlformats.org/drawingml/2006/wordprocessingDrawing" xmlns:w10="urn:schemas-microsoft-com:office:word" xmlns:w="http://schemas.openxmlformats.org/wordprocessingml/2006/main" xmlns:w14="http://schemas.microsoft.com/office/word/2010/wordml" xmlns:w15="http://schemas.microsoft.com/office/word/2012/wordml" xmlns:w16cex="http://schemas.microsoft.com/office/word/2018/wordml/cex" xmlns:w16cid="http://schemas.microsoft.com/office/word/2016/wordml/cid" xmlns:w16="http://schemas.microsoft.com/office/word/2018/wordml" xmlns:w16du="http://schemas.microsoft.com/office/word/2023/wordml/word16du" xmlns:w16sdtdh="http://schemas.microsoft.com/office/word/2020/wordml/sdtdatahash" xmlns:w16sdtfl="http://schemas.microsoft.com/office/word/2024/wordml/sdtformatlock" xmlns:w16se="http://schemas.microsoft.com/office/word/2015/wordml/symex" xmlns:wpg="http://schemas.microsoft.com/office/word/2010/wordprocessingGroup" xmlns:wpi="http://schemas.microsoft.com/office/word/2010/wordprocessingInk" xmlns:wne="http://schemas.microsoft.com/office/word/2006/wordml" xmlns:wps="http://schemas.microsoft.com/office/word/2010/wordprocessingShape" mc:Ignorable="w14 w15 w16se w16cid w16 w16cex w16sdtdh w16sdtfl w16du wp14">
+<w:document xmlns:wpc="http://schemas.microsoft.com/office/word/2010/wordprocessingCanvas" xmlns:cx="http://schemas.microsoft.com/office/drawing/2014/chartex" xmlns:cx1="http://schemas.microsoft.com/office/drawing/2015/9/8/chartex" xmlns:cx2="http://schemas.microsoft.com/office/drawing/2015/10/21/chartex" xmlns:cx3="http://schemas.microsoft.com/office/drawing/2016/5/9/chartex" xmlns:cx4="http://schemas.microsoft.com/office/drawing/2016/5/10/chartex" xmlns:cx5="http://schemas.microsoft.com/office/drawing/2016/5/11/chartex" xmlns:cx6="http://schemas.microsoft.com/office/drawing/2016/5/12/chartex" xmlns:cx7="http://schemas.microsoft.com/office/drawing/2016/5/13/chartex" xmlns:cx8="http://schemas.microsoft.com/office/drawing/2016/5/14/chartex" xmlns:mc="http://schemas.openxmlformats.org/markup-compatibility/2006" xmlns:aink="http://schemas.microsoft.com/office/drawing/2016/ink" xmlns:am3d="http://schemas.microsoft.com/office/drawing/2017/model3d" xmlns:o="urn:schemas-microsoft-com:office:office" xmlns:r="http://schemas.openxmlformats.org/officeDocument/2006/relationships" xmlns:m="http://schemas.openxmlformats.org/officeDocument/2006/math" xmlns:v="urn:schemas-microsoft-com:vml" xmlns:wp14="http://schemas.microsoft.com/office/word/2010/wordprocessingDrawing" xmlns:wp="http://schemas.openxmlformats.org/drawingml/2006/wordprocessingDrawing" xmlns:w10="urn:schemas-microsoft-com:office:word" xmlns:w="http://schemas.openxmlformats.org/wordprocessingml/2006/main" xmlns:w14="http://schemas.microsoft.com/office/word/2010/wordml" xmlns:w15="http://schemas.microsoft.com/office/word/2012/wordml" xmlns:w16cex="http://schemas.microsoft.com/office/word/2018/wordml/cex" xmlns:w16cid="http://schemas.microsoft.com/office/word/2016/wordml/cid" xmlns:w16="http://schemas.microsoft.com/office/word/2018/wordml" xmlns:w16sdtdh="http://schemas.microsoft.com/office/word/2020/wordml/sdtdatahash" xmlns:w16se="http://schemas.microsoft.com/office/word/2015/wordml/symex" xmlns:wpg="http://schemas.microsoft.com/office/word/2010/wordprocessingGroup" xmlns:wpi="http://schemas.microsoft.com/office/word/2010/wordprocessingInk" xmlns:wne="http://schemas.microsoft.com/office/word/2006/wordml" xmlns:wps="http://schemas.microsoft.com/office/word/2010/wordprocessingShape" mc:Ignorable="w14 w15 w16se w16cid w16 w16cex w16sdtdh wp14">
   <w:background w:color="FFFFFF"/>
   <w:body>
     <w:tbl>
@@ -1007,7 +1007,25 @@
                 <w:sz w:val="16"/>
                 <w:szCs w:val="16"/>
               </w:rPr>
-              <w:t>I have almost 7 years of experience building web applications, starting at Deloitte where I worked on LMS platforms, followed by 5 years at Sciensano developing healthcare software within a small team and contributing to increasingly complex systems.</w:t>
+              <w:t xml:space="preserve">I have almost 7 years of experience building web applications, starting at Deloitte where I worked on LMS platforms, followed by 5 years at </w:t>
+            </w:r>
+            <w:proofErr w:type="spellStart"/>
+            <w:r>
+              <w:rPr>
+                <w:rFonts w:ascii="Century Gothic" w:hAnsi="Century Gothic" w:cs="Arial"/>
+                <w:sz w:val="16"/>
+                <w:szCs w:val="16"/>
+              </w:rPr>
+              <w:t>Sciensano</w:t>
+            </w:r>
+            <w:proofErr w:type="spellEnd"/>
+            <w:r>
+              <w:rPr>
+                <w:rFonts w:ascii="Century Gothic" w:hAnsi="Century Gothic" w:cs="Arial"/>
+                <w:sz w:val="16"/>
+                <w:szCs w:val="16"/>
+              </w:rPr>
+              <w:t xml:space="preserve"> developing healthcare software.</w:t>
             </w:r>
           </w:p>
           <w:p>
@@ -1016,70 +1034,60 @@
               <w:spacing w:before="0" w:after="0"/>
               <w:jc w:val="both"/>
               <w:rPr>
-                <w:rFonts w:ascii="Century Gothic" w:hAnsi="Century Gothic" w:cs="Arial"/>
+                <w:rFonts w:ascii="Century Gothic" w:hAnsi="Century Gothic"/>
                 <w:sz w:val="16"/>
                 <w:szCs w:val="16"/>
               </w:rPr>
             </w:pPr>
             <w:r>
               <w:rPr>
-                <w:rFonts w:ascii="Century Gothic" w:hAnsi="Century Gothic" w:cs="Arial"/>
+                <w:rFonts w:ascii="Century Gothic" w:hAnsi="Century Gothic"/>
                 <w:sz w:val="16"/>
                 <w:szCs w:val="16"/>
               </w:rPr>
-              <w:t xml:space="preserve">It was at Sciensano that I developed a real interest in quality engineering: as the </w:t>
+              <w:t xml:space="preserve">It was at </w:t>
             </w:r>
-            <w:proofErr w:type="gramStart"/>
+            <w:proofErr w:type="spellStart"/>
             <w:r>
               <w:rPr>
-                <w:rFonts w:ascii="Century Gothic" w:hAnsi="Century Gothic" w:cs="Arial"/>
+                <w:rFonts w:ascii="Century Gothic" w:hAnsi="Century Gothic"/>
                 <w:sz w:val="16"/>
                 <w:szCs w:val="16"/>
               </w:rPr>
-              <w:t>amount</w:t>
+              <w:t>Sciensano</w:t>
             </w:r>
-            <w:proofErr w:type="gramEnd"/>
+            <w:proofErr w:type="spellEnd"/>
             <w:r>
               <w:rPr>
-                <w:rFonts w:ascii="Century Gothic" w:hAnsi="Century Gothic" w:cs="Arial"/>
+                <w:rFonts w:ascii="Century Gothic" w:hAnsi="Century Gothic"/>
                 <w:sz w:val="16"/>
                 <w:szCs w:val="16"/>
               </w:rPr>
-              <w:t xml:space="preserve"> of projects grew and their </w:t>
+              <w:t xml:space="preserve"> </w:t>
             </w:r>
             <w:r>
               <w:rPr>
-                <w:rFonts w:ascii="Century Gothic" w:hAnsi="Century Gothic" w:cs="Arial"/>
+                <w:rFonts w:ascii="Century Gothic" w:hAnsi="Century Gothic"/>
                 <w:sz w:val="16"/>
                 <w:szCs w:val="16"/>
               </w:rPr>
-              <w:t>infrastructure</w:t>
+              <w:t>that I developed a real interest in quality engineering</w:t>
             </w:r>
             <w:r>
               <w:rPr>
-                <w:rFonts w:ascii="Century Gothic" w:hAnsi="Century Gothic" w:cs="Arial"/>
+                <w:rFonts w:ascii="Century Gothic" w:hAnsi="Century Gothic"/>
                 <w:sz w:val="16"/>
                 <w:szCs w:val="16"/>
               </w:rPr>
-              <w:t xml:space="preserve"> became </w:t>
+              <w:t>.</w:t>
             </w:r>
-            <w:proofErr w:type="gramStart"/>
             <w:r>
               <w:rPr>
-                <w:rFonts w:ascii="Century Gothic" w:hAnsi="Century Gothic" w:cs="Arial"/>
+                <w:rFonts w:ascii="Century Gothic" w:hAnsi="Century Gothic"/>
                 <w:sz w:val="16"/>
                 <w:szCs w:val="16"/>
               </w:rPr>
-              <w:t>more and more</w:t>
-            </w:r>
-            <w:proofErr w:type="gramEnd"/>
-            <w:r>
-              <w:rPr>
-                <w:rFonts w:ascii="Century Gothic" w:hAnsi="Century Gothic" w:cs="Arial"/>
-                <w:sz w:val="16"/>
-                <w:szCs w:val="16"/>
-              </w:rPr>
-              <w:t xml:space="preserve"> complex, the need for proper monitoring and structured testing became increasingly apparent. I found myself more interested in solving those challenges than in feature development itself.</w:t>
+              <w:t xml:space="preserve"> I found myself more drawn to solving those challenges than to feature development itself.</w:t>
             </w:r>
           </w:p>
           <w:p>
@@ -1188,26 +1196,7 @@
                 <w:szCs w:val="16"/>
                 <w:lang w:val="en-GB"/>
               </w:rPr>
-              <w:t xml:space="preserve"> Web Develope</w:t>
-            </w:r>
-            <w:r>
-              <w:rPr>
-                <w:rFonts w:ascii="Century Gothic" w:hAnsi="Century Gothic" w:cs="Arial"/>
-                <w:bCs/>
-                <w:sz w:val="16"/>
-                <w:szCs w:val="16"/>
-                <w:lang w:val="en-GB"/>
-              </w:rPr>
-              <w:t>r</w:t>
-            </w:r>
-            <w:r>
-              <w:rPr>
-                <w:rFonts w:ascii="Century Gothic" w:hAnsi="Century Gothic" w:cs="Arial"/>
-                <w:b/>
-                <w:sz w:val="16"/>
-                <w:szCs w:val="16"/>
-              </w:rPr>
-              <w:t xml:space="preserve"> </w:t>
+              <w:t xml:space="preserve"> Web Developer</w:t>
             </w:r>
           </w:p>
           <w:p>
@@ -1641,7 +1630,7 @@
             <w:hyperlink r:id="rId7" w:history="1">
               <w:r>
                 <w:rPr>
-                  <w:rStyle w:val="Lienhypertexte"/>
+                  <w:rStyle w:val="Hyperlink"/>
                   <w:rFonts w:ascii="Century Gothic" w:hAnsi="Century Gothic" w:cs="Arial"/>
                   <w:sz w:val="16"/>
                   <w:szCs w:val="16"/>
@@ -1712,7 +1701,7 @@
 </file>
 
 <file path=word/endnotes.xml><?xml version="1.0" encoding="utf-8"?>
-<w:endnotes xmlns:wpc="http://schemas.microsoft.com/office/word/2010/wordprocessingCanvas" xmlns:cx="http://schemas.microsoft.com/office/drawing/2014/chartex" xmlns:cx1="http://schemas.microsoft.com/office/drawing/2015/9/8/chartex" xmlns:cx2="http://schemas.microsoft.com/office/drawing/2015/10/21/chartex" xmlns:cx3="http://schemas.microsoft.com/office/drawing/2016/5/9/chartex" xmlns:cx4="http://schemas.microsoft.com/office/drawing/2016/5/10/chartex" xmlns:cx5="http://schemas.microsoft.com/office/drawing/2016/5/11/chartex" xmlns:cx6="http://schemas.microsoft.com/office/drawing/2016/5/12/chartex" xmlns:cx7="http://schemas.microsoft.com/office/drawing/2016/5/13/chartex" xmlns:cx8="http://schemas.microsoft.com/office/drawing/2016/5/14/chartex" xmlns:mc="http://schemas.openxmlformats.org/markup-compatibility/2006" xmlns:aink="http://schemas.microsoft.com/office/drawing/2016/ink" xmlns:am3d="http://schemas.microsoft.com/office/drawing/2017/model3d" xmlns:o="urn:schemas-microsoft-com:office:office" xmlns:oel="http://schemas.microsoft.com/office/2019/extlst" xmlns:r="http://schemas.openxmlformats.org/officeDocument/2006/relationships" xmlns:m="http://schemas.openxmlformats.org/officeDocument/2006/math" xmlns:v="urn:schemas-microsoft-com:vml" xmlns:wp14="http://schemas.microsoft.com/office/word/2010/wordprocessingDrawing" xmlns:wp="http://schemas.openxmlformats.org/drawingml/2006/wordprocessingDrawing" xmlns:w10="urn:schemas-microsoft-com:office:word" xmlns:w="http://schemas.openxmlformats.org/wordprocessingml/2006/main" xmlns:w14="http://schemas.microsoft.com/office/word/2010/wordml" xmlns:w15="http://schemas.microsoft.com/office/word/2012/wordml" xmlns:w16cex="http://schemas.microsoft.com/office/word/2018/wordml/cex" xmlns:w16cid="http://schemas.microsoft.com/office/word/2016/wordml/cid" xmlns:w16="http://schemas.microsoft.com/office/word/2018/wordml" xmlns:w16du="http://schemas.microsoft.com/office/word/2023/wordml/word16du" xmlns:w16sdtdh="http://schemas.microsoft.com/office/word/2020/wordml/sdtdatahash" xmlns:w16sdtfl="http://schemas.microsoft.com/office/word/2024/wordml/sdtformatlock" xmlns:w16se="http://schemas.microsoft.com/office/word/2015/wordml/symex" xmlns:wpg="http://schemas.microsoft.com/office/word/2010/wordprocessingGroup" xmlns:wpi="http://schemas.microsoft.com/office/word/2010/wordprocessingInk" xmlns:wne="http://schemas.microsoft.com/office/word/2006/wordml" xmlns:wps="http://schemas.microsoft.com/office/word/2010/wordprocessingShape" mc:Ignorable="w14 w15 w16se w16cid w16 w16cex w16sdtdh w16sdtfl w16du wp14">
+<w:endnotes xmlns:wpc="http://schemas.microsoft.com/office/word/2010/wordprocessingCanvas" xmlns:cx="http://schemas.microsoft.com/office/drawing/2014/chartex" xmlns:cx1="http://schemas.microsoft.com/office/drawing/2015/9/8/chartex" xmlns:cx2="http://schemas.microsoft.com/office/drawing/2015/10/21/chartex" xmlns:cx3="http://schemas.microsoft.com/office/drawing/2016/5/9/chartex" xmlns:cx4="http://schemas.microsoft.com/office/drawing/2016/5/10/chartex" xmlns:cx5="http://schemas.microsoft.com/office/drawing/2016/5/11/chartex" xmlns:cx6="http://schemas.microsoft.com/office/drawing/2016/5/12/chartex" xmlns:cx7="http://schemas.microsoft.com/office/drawing/2016/5/13/chartex" xmlns:cx8="http://schemas.microsoft.com/office/drawing/2016/5/14/chartex" xmlns:mc="http://schemas.openxmlformats.org/markup-compatibility/2006" xmlns:aink="http://schemas.microsoft.com/office/drawing/2016/ink" xmlns:am3d="http://schemas.microsoft.com/office/drawing/2017/model3d" xmlns:o="urn:schemas-microsoft-com:office:office" xmlns:r="http://schemas.openxmlformats.org/officeDocument/2006/relationships" xmlns:m="http://schemas.openxmlformats.org/officeDocument/2006/math" xmlns:v="urn:schemas-microsoft-com:vml" xmlns:wp14="http://schemas.microsoft.com/office/word/2010/wordprocessingDrawing" xmlns:wp="http://schemas.openxmlformats.org/drawingml/2006/wordprocessingDrawing" xmlns:w10="urn:schemas-microsoft-com:office:word" xmlns:w="http://schemas.openxmlformats.org/wordprocessingml/2006/main" xmlns:w14="http://schemas.microsoft.com/office/word/2010/wordml" xmlns:w15="http://schemas.microsoft.com/office/word/2012/wordml" xmlns:w16cex="http://schemas.microsoft.com/office/word/2018/wordml/cex" xmlns:w16cid="http://schemas.microsoft.com/office/word/2016/wordml/cid" xmlns:w16="http://schemas.microsoft.com/office/word/2018/wordml" xmlns:w16sdtdh="http://schemas.microsoft.com/office/word/2020/wordml/sdtdatahash" xmlns:w16se="http://schemas.microsoft.com/office/word/2015/wordml/symex" xmlns:wpg="http://schemas.microsoft.com/office/word/2010/wordprocessingGroup" xmlns:wpi="http://schemas.microsoft.com/office/word/2010/wordprocessingInk" xmlns:wne="http://schemas.microsoft.com/office/word/2006/wordml" xmlns:wps="http://schemas.microsoft.com/office/word/2010/wordprocessingShape" mc:Ignorable="w14 w15 w16se w16cid w16 w16cex w16sdtdh wp14">
   <w:endnote w:type="separator" w:id="-1">
     <w:p>
       <w:pPr>
@@ -1737,38 +1726,38 @@
 </file>
 
 <file path=word/footer1.xml><?xml version="1.0" encoding="utf-8"?>
-<w:ftr xmlns:wpc="http://schemas.microsoft.com/office/word/2010/wordprocessingCanvas" xmlns:cx="http://schemas.microsoft.com/office/drawing/2014/chartex" xmlns:cx1="http://schemas.microsoft.com/office/drawing/2015/9/8/chartex" xmlns:cx2="http://schemas.microsoft.com/office/drawing/2015/10/21/chartex" xmlns:cx3="http://schemas.microsoft.com/office/drawing/2016/5/9/chartex" xmlns:cx4="http://schemas.microsoft.com/office/drawing/2016/5/10/chartex" xmlns:cx5="http://schemas.microsoft.com/office/drawing/2016/5/11/chartex" xmlns:cx6="http://schemas.microsoft.com/office/drawing/2016/5/12/chartex" xmlns:cx7="http://schemas.microsoft.com/office/drawing/2016/5/13/chartex" xmlns:cx8="http://schemas.microsoft.com/office/drawing/2016/5/14/chartex" xmlns:mc="http://schemas.openxmlformats.org/markup-compatibility/2006" xmlns:aink="http://schemas.microsoft.com/office/drawing/2016/ink" xmlns:am3d="http://schemas.microsoft.com/office/drawing/2017/model3d" xmlns:o="urn:schemas-microsoft-com:office:office" xmlns:oel="http://schemas.microsoft.com/office/2019/extlst" xmlns:r="http://schemas.openxmlformats.org/officeDocument/2006/relationships" xmlns:m="http://schemas.openxmlformats.org/officeDocument/2006/math" xmlns:v="urn:schemas-microsoft-com:vml" xmlns:wp14="http://schemas.microsoft.com/office/word/2010/wordprocessingDrawing" xmlns:wp="http://schemas.openxmlformats.org/drawingml/2006/wordprocessingDrawing" xmlns:w10="urn:schemas-microsoft-com:office:word" xmlns:w="http://schemas.openxmlformats.org/wordprocessingml/2006/main" xmlns:w14="http://schemas.microsoft.com/office/word/2010/wordml" xmlns:w15="http://schemas.microsoft.com/office/word/2012/wordml" xmlns:w16cex="http://schemas.microsoft.com/office/word/2018/wordml/cex" xmlns:w16cid="http://schemas.microsoft.com/office/word/2016/wordml/cid" xmlns:w16="http://schemas.microsoft.com/office/word/2018/wordml" xmlns:w16du="http://schemas.microsoft.com/office/word/2023/wordml/word16du" xmlns:w16sdtdh="http://schemas.microsoft.com/office/word/2020/wordml/sdtdatahash" xmlns:w16sdtfl="http://schemas.microsoft.com/office/word/2024/wordml/sdtformatlock" xmlns:w16se="http://schemas.microsoft.com/office/word/2015/wordml/symex" xmlns:wpg="http://schemas.microsoft.com/office/word/2010/wordprocessingGroup" xmlns:wpi="http://schemas.microsoft.com/office/word/2010/wordprocessingInk" xmlns:wne="http://schemas.microsoft.com/office/word/2006/wordml" xmlns:wps="http://schemas.microsoft.com/office/word/2010/wordprocessingShape" mc:Ignorable="w14 w15 w16se w16cid w16 w16cex w16sdtdh w16sdtfl w16du wp14">
+<w:ftr xmlns:wpc="http://schemas.microsoft.com/office/word/2010/wordprocessingCanvas" xmlns:cx="http://schemas.microsoft.com/office/drawing/2014/chartex" xmlns:cx1="http://schemas.microsoft.com/office/drawing/2015/9/8/chartex" xmlns:cx2="http://schemas.microsoft.com/office/drawing/2015/10/21/chartex" xmlns:cx3="http://schemas.microsoft.com/office/drawing/2016/5/9/chartex" xmlns:cx4="http://schemas.microsoft.com/office/drawing/2016/5/10/chartex" xmlns:cx5="http://schemas.microsoft.com/office/drawing/2016/5/11/chartex" xmlns:cx6="http://schemas.microsoft.com/office/drawing/2016/5/12/chartex" xmlns:cx7="http://schemas.microsoft.com/office/drawing/2016/5/13/chartex" xmlns:cx8="http://schemas.microsoft.com/office/drawing/2016/5/14/chartex" xmlns:mc="http://schemas.openxmlformats.org/markup-compatibility/2006" xmlns:aink="http://schemas.microsoft.com/office/drawing/2016/ink" xmlns:am3d="http://schemas.microsoft.com/office/drawing/2017/model3d" xmlns:o="urn:schemas-microsoft-com:office:office" xmlns:r="http://schemas.openxmlformats.org/officeDocument/2006/relationships" xmlns:m="http://schemas.openxmlformats.org/officeDocument/2006/math" xmlns:v="urn:schemas-microsoft-com:vml" xmlns:wp14="http://schemas.microsoft.com/office/word/2010/wordprocessingDrawing" xmlns:wp="http://schemas.openxmlformats.org/drawingml/2006/wordprocessingDrawing" xmlns:w10="urn:schemas-microsoft-com:office:word" xmlns:w="http://schemas.openxmlformats.org/wordprocessingml/2006/main" xmlns:w14="http://schemas.microsoft.com/office/word/2010/wordml" xmlns:w15="http://schemas.microsoft.com/office/word/2012/wordml" xmlns:w16cex="http://schemas.microsoft.com/office/word/2018/wordml/cex" xmlns:w16cid="http://schemas.microsoft.com/office/word/2016/wordml/cid" xmlns:w16="http://schemas.microsoft.com/office/word/2018/wordml" xmlns:w16sdtdh="http://schemas.microsoft.com/office/word/2020/wordml/sdtdatahash" xmlns:w16se="http://schemas.microsoft.com/office/word/2015/wordml/symex" xmlns:wpg="http://schemas.microsoft.com/office/word/2010/wordprocessingGroup" xmlns:wpi="http://schemas.microsoft.com/office/word/2010/wordprocessingInk" xmlns:wne="http://schemas.microsoft.com/office/word/2006/wordml" xmlns:wps="http://schemas.microsoft.com/office/word/2010/wordprocessingShape" mc:Ignorable="w14 w15 w16se w16cid w16 w16cex w16sdtdh wp14">
   <w:p>
     <w:pPr>
-      <w:pStyle w:val="Pieddepage"/>
+      <w:pStyle w:val="Footer"/>
       <w:rPr>
         <w:rFonts w:ascii="Century Gothic" w:hAnsi="Century Gothic"/>
       </w:rPr>
     </w:pPr>
     <w:r>
       <w:rPr>
-        <w:rStyle w:val="Numrodepage"/>
+        <w:rStyle w:val="PageNumber"/>
         <w:rFonts w:ascii="Century Gothic" w:hAnsi="Century Gothic"/>
       </w:rPr>
       <w:fldChar w:fldCharType="begin"/>
     </w:r>
     <w:r>
       <w:rPr>
-        <w:rStyle w:val="Numrodepage"/>
+        <w:rStyle w:val="PageNumber"/>
         <w:rFonts w:ascii="Century Gothic" w:hAnsi="Century Gothic"/>
       </w:rPr>
       <w:instrText xml:space="preserve"> PAGE </w:instrText>
     </w:r>
     <w:r>
       <w:rPr>
-        <w:rStyle w:val="Numrodepage"/>
+        <w:rStyle w:val="PageNumber"/>
         <w:rFonts w:ascii="Century Gothic" w:hAnsi="Century Gothic"/>
       </w:rPr>
       <w:fldChar w:fldCharType="separate"/>
     </w:r>
     <w:r>
       <w:rPr>
-        <w:rStyle w:val="Numrodepage"/>
+        <w:rStyle w:val="PageNumber"/>
         <w:rFonts w:ascii="Century Gothic" w:hAnsi="Century Gothic"/>
         <w:noProof/>
       </w:rPr>
@@ -1776,42 +1765,42 @@
     </w:r>
     <w:r>
       <w:rPr>
-        <w:rStyle w:val="Numrodepage"/>
+        <w:rStyle w:val="PageNumber"/>
         <w:rFonts w:ascii="Century Gothic" w:hAnsi="Century Gothic"/>
       </w:rPr>
       <w:fldChar w:fldCharType="end"/>
     </w:r>
     <w:r>
       <w:rPr>
-        <w:rStyle w:val="Numrodepage"/>
+        <w:rStyle w:val="PageNumber"/>
         <w:rFonts w:ascii="Century Gothic" w:hAnsi="Century Gothic"/>
       </w:rPr>
       <w:t>/</w:t>
     </w:r>
     <w:r>
       <w:rPr>
-        <w:rStyle w:val="Numrodepage"/>
+        <w:rStyle w:val="PageNumber"/>
         <w:rFonts w:ascii="Century Gothic" w:hAnsi="Century Gothic"/>
       </w:rPr>
       <w:fldChar w:fldCharType="begin"/>
     </w:r>
     <w:r>
       <w:rPr>
-        <w:rStyle w:val="Numrodepage"/>
+        <w:rStyle w:val="PageNumber"/>
         <w:rFonts w:ascii="Century Gothic" w:hAnsi="Century Gothic"/>
       </w:rPr>
       <w:instrText xml:space="preserve"> NUMPAGES </w:instrText>
     </w:r>
     <w:r>
       <w:rPr>
-        <w:rStyle w:val="Numrodepage"/>
+        <w:rStyle w:val="PageNumber"/>
         <w:rFonts w:ascii="Century Gothic" w:hAnsi="Century Gothic"/>
       </w:rPr>
       <w:fldChar w:fldCharType="separate"/>
     </w:r>
     <w:r>
       <w:rPr>
-        <w:rStyle w:val="Numrodepage"/>
+        <w:rStyle w:val="PageNumber"/>
         <w:rFonts w:ascii="Century Gothic" w:hAnsi="Century Gothic"/>
         <w:noProof/>
       </w:rPr>
@@ -1819,7 +1808,7 @@
     </w:r>
     <w:r>
       <w:rPr>
-        <w:rStyle w:val="Numrodepage"/>
+        <w:rStyle w:val="PageNumber"/>
         <w:rFonts w:ascii="Century Gothic" w:hAnsi="Century Gothic"/>
       </w:rPr>
       <w:fldChar w:fldCharType="end"/>
@@ -1829,7 +1818,7 @@
 </file>
 
 <file path=word/footnotes.xml><?xml version="1.0" encoding="utf-8"?>
-<w:footnotes xmlns:wpc="http://schemas.microsoft.com/office/word/2010/wordprocessingCanvas" xmlns:cx="http://schemas.microsoft.com/office/drawing/2014/chartex" xmlns:cx1="http://schemas.microsoft.com/office/drawing/2015/9/8/chartex" xmlns:cx2="http://schemas.microsoft.com/office/drawing/2015/10/21/chartex" xmlns:cx3="http://schemas.microsoft.com/office/drawing/2016/5/9/chartex" xmlns:cx4="http://schemas.microsoft.com/office/drawing/2016/5/10/chartex" xmlns:cx5="http://schemas.microsoft.com/office/drawing/2016/5/11/chartex" xmlns:cx6="http://schemas.microsoft.com/office/drawing/2016/5/12/chartex" xmlns:cx7="http://schemas.microsoft.com/office/drawing/2016/5/13/chartex" xmlns:cx8="http://schemas.microsoft.com/office/drawing/2016/5/14/chartex" xmlns:mc="http://schemas.openxmlformats.org/markup-compatibility/2006" xmlns:aink="http://schemas.microsoft.com/office/drawing/2016/ink" xmlns:am3d="http://schemas.microsoft.com/office/drawing/2017/model3d" xmlns:o="urn:schemas-microsoft-com:office:office" xmlns:oel="http://schemas.microsoft.com/office/2019/extlst" xmlns:r="http://schemas.openxmlformats.org/officeDocument/2006/relationships" xmlns:m="http://schemas.openxmlformats.org/officeDocument/2006/math" xmlns:v="urn:schemas-microsoft-com:vml" xmlns:wp14="http://schemas.microsoft.com/office/word/2010/wordprocessingDrawing" xmlns:wp="http://schemas.openxmlformats.org/drawingml/2006/wordprocessingDrawing" xmlns:w10="urn:schemas-microsoft-com:office:word" xmlns:w="http://schemas.openxmlformats.org/wordprocessingml/2006/main" xmlns:w14="http://schemas.microsoft.com/office/word/2010/wordml" xmlns:w15="http://schemas.microsoft.com/office/word/2012/wordml" xmlns:w16cex="http://schemas.microsoft.com/office/word/2018/wordml/cex" xmlns:w16cid="http://schemas.microsoft.com/office/word/2016/wordml/cid" xmlns:w16="http://schemas.microsoft.com/office/word/2018/wordml" xmlns:w16du="http://schemas.microsoft.com/office/word/2023/wordml/word16du" xmlns:w16sdtdh="http://schemas.microsoft.com/office/word/2020/wordml/sdtdatahash" xmlns:w16sdtfl="http://schemas.microsoft.com/office/word/2024/wordml/sdtformatlock" xmlns:w16se="http://schemas.microsoft.com/office/word/2015/wordml/symex" xmlns:wpg="http://schemas.microsoft.com/office/word/2010/wordprocessingGroup" xmlns:wpi="http://schemas.microsoft.com/office/word/2010/wordprocessingInk" xmlns:wne="http://schemas.microsoft.com/office/word/2006/wordml" xmlns:wps="http://schemas.microsoft.com/office/word/2010/wordprocessingShape" mc:Ignorable="w14 w15 w16se w16cid w16 w16cex w16sdtdh w16sdtfl w16du wp14">
+<w:footnotes xmlns:wpc="http://schemas.microsoft.com/office/word/2010/wordprocessingCanvas" xmlns:cx="http://schemas.microsoft.com/office/drawing/2014/chartex" xmlns:cx1="http://schemas.microsoft.com/office/drawing/2015/9/8/chartex" xmlns:cx2="http://schemas.microsoft.com/office/drawing/2015/10/21/chartex" xmlns:cx3="http://schemas.microsoft.com/office/drawing/2016/5/9/chartex" xmlns:cx4="http://schemas.microsoft.com/office/drawing/2016/5/10/chartex" xmlns:cx5="http://schemas.microsoft.com/office/drawing/2016/5/11/chartex" xmlns:cx6="http://schemas.microsoft.com/office/drawing/2016/5/12/chartex" xmlns:cx7="http://schemas.microsoft.com/office/drawing/2016/5/13/chartex" xmlns:cx8="http://schemas.microsoft.com/office/drawing/2016/5/14/chartex" xmlns:mc="http://schemas.openxmlformats.org/markup-compatibility/2006" xmlns:aink="http://schemas.microsoft.com/office/drawing/2016/ink" xmlns:am3d="http://schemas.microsoft.com/office/drawing/2017/model3d" xmlns:o="urn:schemas-microsoft-com:office:office" xmlns:r="http://schemas.openxmlformats.org/officeDocument/2006/relationships" xmlns:m="http://schemas.openxmlformats.org/officeDocument/2006/math" xmlns:v="urn:schemas-microsoft-com:vml" xmlns:wp14="http://schemas.microsoft.com/office/word/2010/wordprocessingDrawing" xmlns:wp="http://schemas.openxmlformats.org/drawingml/2006/wordprocessingDrawing" xmlns:w10="urn:schemas-microsoft-com:office:word" xmlns:w="http://schemas.openxmlformats.org/wordprocessingml/2006/main" xmlns:w14="http://schemas.microsoft.com/office/word/2010/wordml" xmlns:w15="http://schemas.microsoft.com/office/word/2012/wordml" xmlns:w16cex="http://schemas.microsoft.com/office/word/2018/wordml/cex" xmlns:w16cid="http://schemas.microsoft.com/office/word/2016/wordml/cid" xmlns:w16="http://schemas.microsoft.com/office/word/2018/wordml" xmlns:w16sdtdh="http://schemas.microsoft.com/office/word/2020/wordml/sdtdatahash" xmlns:w16se="http://schemas.microsoft.com/office/word/2015/wordml/symex" xmlns:wpg="http://schemas.microsoft.com/office/word/2010/wordprocessingGroup" xmlns:wpi="http://schemas.microsoft.com/office/word/2010/wordprocessingInk" xmlns:wne="http://schemas.microsoft.com/office/word/2006/wordml" xmlns:wps="http://schemas.microsoft.com/office/word/2010/wordprocessingShape" mc:Ignorable="w14 w15 w16se w16cid w16 w16cex w16sdtdh wp14">
   <w:footnote w:type="separator" w:id="-1">
     <w:p>
       <w:pPr>
@@ -1854,16 +1843,16 @@
 </file>
 
 <file path=word/header1.xml><?xml version="1.0" encoding="utf-8"?>
-<w:hdr xmlns:wpc="http://schemas.microsoft.com/office/word/2010/wordprocessingCanvas" xmlns:cx="http://schemas.microsoft.com/office/drawing/2014/chartex" xmlns:cx1="http://schemas.microsoft.com/office/drawing/2015/9/8/chartex" xmlns:cx2="http://schemas.microsoft.com/office/drawing/2015/10/21/chartex" xmlns:cx3="http://schemas.microsoft.com/office/drawing/2016/5/9/chartex" xmlns:cx4="http://schemas.microsoft.com/office/drawing/2016/5/10/chartex" xmlns:cx5="http://schemas.microsoft.com/office/drawing/2016/5/11/chartex" xmlns:cx6="http://schemas.microsoft.com/office/drawing/2016/5/12/chartex" xmlns:cx7="http://schemas.microsoft.com/office/drawing/2016/5/13/chartex" xmlns:cx8="http://schemas.microsoft.com/office/drawing/2016/5/14/chartex" xmlns:mc="http://schemas.openxmlformats.org/markup-compatibility/2006" xmlns:aink="http://schemas.microsoft.com/office/drawing/2016/ink" xmlns:am3d="http://schemas.microsoft.com/office/drawing/2017/model3d" xmlns:o="urn:schemas-microsoft-com:office:office" xmlns:oel="http://schemas.microsoft.com/office/2019/extlst" xmlns:r="http://schemas.openxmlformats.org/officeDocument/2006/relationships" xmlns:m="http://schemas.openxmlformats.org/officeDocument/2006/math" xmlns:v="urn:schemas-microsoft-com:vml" xmlns:wp14="http://schemas.microsoft.com/office/word/2010/wordprocessingDrawing" xmlns:wp="http://schemas.openxmlformats.org/drawingml/2006/wordprocessingDrawing" xmlns:w10="urn:schemas-microsoft-com:office:word" xmlns:w="http://schemas.openxmlformats.org/wordprocessingml/2006/main" xmlns:w14="http://schemas.microsoft.com/office/word/2010/wordml" xmlns:w15="http://schemas.microsoft.com/office/word/2012/wordml" xmlns:w16cex="http://schemas.microsoft.com/office/word/2018/wordml/cex" xmlns:w16cid="http://schemas.microsoft.com/office/word/2016/wordml/cid" xmlns:w16="http://schemas.microsoft.com/office/word/2018/wordml" xmlns:w16du="http://schemas.microsoft.com/office/word/2023/wordml/word16du" xmlns:w16sdtdh="http://schemas.microsoft.com/office/word/2020/wordml/sdtdatahash" xmlns:w16sdtfl="http://schemas.microsoft.com/office/word/2024/wordml/sdtformatlock" xmlns:w16se="http://schemas.microsoft.com/office/word/2015/wordml/symex" xmlns:wpg="http://schemas.microsoft.com/office/word/2010/wordprocessingGroup" xmlns:wpi="http://schemas.microsoft.com/office/word/2010/wordprocessingInk" xmlns:wne="http://schemas.microsoft.com/office/word/2006/wordml" xmlns:wps="http://schemas.microsoft.com/office/word/2010/wordprocessingShape" mc:Ignorable="w14 w15 w16se w16cid w16 w16cex w16sdtdh w16sdtfl w16du wp14">
+<w:hdr xmlns:wpc="http://schemas.microsoft.com/office/word/2010/wordprocessingCanvas" xmlns:cx="http://schemas.microsoft.com/office/drawing/2014/chartex" xmlns:cx1="http://schemas.microsoft.com/office/drawing/2015/9/8/chartex" xmlns:cx2="http://schemas.microsoft.com/office/drawing/2015/10/21/chartex" xmlns:cx3="http://schemas.microsoft.com/office/drawing/2016/5/9/chartex" xmlns:cx4="http://schemas.microsoft.com/office/drawing/2016/5/10/chartex" xmlns:cx5="http://schemas.microsoft.com/office/drawing/2016/5/11/chartex" xmlns:cx6="http://schemas.microsoft.com/office/drawing/2016/5/12/chartex" xmlns:cx7="http://schemas.microsoft.com/office/drawing/2016/5/13/chartex" xmlns:cx8="http://schemas.microsoft.com/office/drawing/2016/5/14/chartex" xmlns:mc="http://schemas.openxmlformats.org/markup-compatibility/2006" xmlns:aink="http://schemas.microsoft.com/office/drawing/2016/ink" xmlns:am3d="http://schemas.microsoft.com/office/drawing/2017/model3d" xmlns:o="urn:schemas-microsoft-com:office:office" xmlns:r="http://schemas.openxmlformats.org/officeDocument/2006/relationships" xmlns:m="http://schemas.openxmlformats.org/officeDocument/2006/math" xmlns:v="urn:schemas-microsoft-com:vml" xmlns:wp14="http://schemas.microsoft.com/office/word/2010/wordprocessingDrawing" xmlns:wp="http://schemas.openxmlformats.org/drawingml/2006/wordprocessingDrawing" xmlns:w10="urn:schemas-microsoft-com:office:word" xmlns:w="http://schemas.openxmlformats.org/wordprocessingml/2006/main" xmlns:w14="http://schemas.microsoft.com/office/word/2010/wordml" xmlns:w15="http://schemas.microsoft.com/office/word/2012/wordml" xmlns:w16cex="http://schemas.microsoft.com/office/word/2018/wordml/cex" xmlns:w16cid="http://schemas.microsoft.com/office/word/2016/wordml/cid" xmlns:w16="http://schemas.microsoft.com/office/word/2018/wordml" xmlns:w16sdtdh="http://schemas.microsoft.com/office/word/2020/wordml/sdtdatahash" xmlns:w16se="http://schemas.microsoft.com/office/word/2015/wordml/symex" xmlns:wpg="http://schemas.microsoft.com/office/word/2010/wordprocessingGroup" xmlns:wpi="http://schemas.microsoft.com/office/word/2010/wordprocessingInk" xmlns:wne="http://schemas.microsoft.com/office/word/2006/wordml" xmlns:wps="http://schemas.microsoft.com/office/word/2010/wordprocessingShape" mc:Ignorable="w14 w15 w16se w16cid w16 w16cex w16sdtdh wp14">
   <w:tbl>
     <w:tblPr>
-      <w:tblW w:w="0" w:type="auto"/>
+      <w:tblW w:w="10456" w:type="dxa"/>
       <w:tblLayout w:type="fixed"/>
       <w:tblLook w:val="0000" w:firstRow="0" w:lastRow="0" w:firstColumn="0" w:lastColumn="0" w:noHBand="0" w:noVBand="0"/>
     </w:tblPr>
     <w:tblGrid>
       <w:gridCol w:w="4460"/>
-      <w:gridCol w:w="4902"/>
+      <w:gridCol w:w="5996"/>
     </w:tblGrid>
     <w:tr>
       <w:trPr>
@@ -1875,27 +1864,27 @@
         </w:tcPr>
         <w:p>
           <w:pPr>
-            <w:pStyle w:val="Titre1"/>
+            <w:pStyle w:val="Heading1"/>
             <w:spacing w:before="0" w:after="0"/>
             <w:ind w:left="0" w:firstLine="0"/>
             <w:rPr>
               <w:rFonts w:ascii="Century Gothic" w:hAnsi="Century Gothic" w:cs="Arial"/>
               <w:sz w:val="20"/>
-              <w:lang w:val="nl-BE"/>
+              <w:lang w:val="fr-BE"/>
             </w:rPr>
           </w:pPr>
           <w:r>
             <w:rPr>
               <w:rFonts w:ascii="Century Gothic" w:hAnsi="Century Gothic" w:cs="Arial"/>
               <w:sz w:val="20"/>
-              <w:lang w:val="nl-BE"/>
+              <w:lang w:val="fr-BE"/>
             </w:rPr>
             <w:t>Jonathan BERLEMONT</w:t>
           </w:r>
         </w:p>
         <w:p>
           <w:pPr>
-            <w:pStyle w:val="En-tte"/>
+            <w:pStyle w:val="Header"/>
             <w:rPr>
               <w:rFonts w:ascii="Century Gothic" w:hAnsi="Century Gothic"/>
               <w:sz w:val="18"/>
@@ -1908,15 +1897,26 @@
               <w:rFonts w:ascii="Century Gothic" w:hAnsi="Century Gothic" w:cs="Arial"/>
               <w:sz w:val="15"/>
               <w:szCs w:val="15"/>
-              <w:lang w:val="nl-BE"/>
+              <w:lang w:val="fr-BE"/>
             </w:rPr>
-            <w:t>Avenue des volontaires 48, 1040 Etterbeek, Belgium</w:t>
+            <w:t xml:space="preserve">Avenue des volontaires 48, 1040 Etterbeek, </w:t>
           </w:r>
+          <w:proofErr w:type="spellStart"/>
+          <w:r>
+            <w:rPr>
+              <w:rFonts w:ascii="Century Gothic" w:hAnsi="Century Gothic" w:cs="Arial"/>
+              <w:sz w:val="15"/>
+              <w:szCs w:val="15"/>
+              <w:lang w:val="fr-BE"/>
+            </w:rPr>
+            <w:t>Belgium</w:t>
+          </w:r>
+          <w:proofErr w:type="spellEnd"/>
         </w:p>
       </w:tc>
       <w:tc>
         <w:tcPr>
-          <w:tcW w:w="4902" w:type="dxa"/>
+          <w:tcW w:w="5996" w:type="dxa"/>
         </w:tcPr>
         <w:p>
           <w:pPr>
@@ -1967,7 +1967,7 @@
         </w:p>
         <w:p>
           <w:pPr>
-            <w:pStyle w:val="En-tte"/>
+            <w:pStyle w:val="Header"/>
             <w:jc w:val="right"/>
             <w:rPr>
               <w:rFonts w:ascii="Century Gothic" w:hAnsi="Century Gothic" w:cs="Arial"/>
@@ -1980,7 +1980,7 @@
           <w:hyperlink r:id="rId1" w:history="1">
             <w:r>
               <w:rPr>
-                <w:rStyle w:val="Lienhypertexte"/>
+                <w:rStyle w:val="Hyperlink"/>
                 <w:rFonts w:ascii="Century Gothic" w:hAnsi="Century Gothic" w:cs="Arial"/>
                 <w:sz w:val="13"/>
                 <w:szCs w:val="13"/>
@@ -1992,7 +1992,7 @@
         </w:p>
         <w:p>
           <w:pPr>
-            <w:pStyle w:val="En-tte"/>
+            <w:pStyle w:val="Header"/>
             <w:jc w:val="right"/>
             <w:rPr>
               <w:rFonts w:ascii="Century Gothic" w:hAnsi="Century Gothic" w:cs="Arial"/>
@@ -2005,7 +2005,7 @@
           <w:hyperlink r:id="rId2" w:history="1">
             <w:r>
               <w:rPr>
-                <w:rStyle w:val="Lienhypertexte"/>
+                <w:rStyle w:val="Hyperlink"/>
                 <w:rFonts w:ascii="Century Gothic" w:hAnsi="Century Gothic" w:cs="Arial"/>
                 <w:sz w:val="13"/>
                 <w:szCs w:val="13"/>
@@ -2027,7 +2027,7 @@
         </w:p>
         <w:p>
           <w:pPr>
-            <w:pStyle w:val="En-tte"/>
+            <w:pStyle w:val="Header"/>
             <w:tabs>
               <w:tab w:val="right" w:pos="8647"/>
             </w:tabs>
@@ -2044,7 +2044,7 @@
           <w:hyperlink r:id="rId3" w:history="1">
             <w:r>
               <w:rPr>
-                <w:rStyle w:val="Lienhypertexte"/>
+                <w:rStyle w:val="Hyperlink"/>
                 <w:rFonts w:ascii="Century Gothic" w:hAnsi="Century Gothic"/>
                 <w:sz w:val="13"/>
                 <w:szCs w:val="13"/>
@@ -2069,7 +2069,7 @@
   </w:tbl>
   <w:p>
     <w:pPr>
-      <w:pStyle w:val="En-tte"/>
+      <w:pStyle w:val="Header"/>
       <w:rPr>
         <w:lang w:val="fr-BE"/>
       </w:rPr>
@@ -2079,7 +2079,7 @@
 </file>
 
 <file path=word/numbering.xml><?xml version="1.0" encoding="utf-8"?>
-<w:numbering xmlns:wpc="http://schemas.microsoft.com/office/word/2010/wordprocessingCanvas" xmlns:cx="http://schemas.microsoft.com/office/drawing/2014/chartex" xmlns:cx1="http://schemas.microsoft.com/office/drawing/2015/9/8/chartex" xmlns:cx2="http://schemas.microsoft.com/office/drawing/2015/10/21/chartex" xmlns:cx3="http://schemas.microsoft.com/office/drawing/2016/5/9/chartex" xmlns:cx4="http://schemas.microsoft.com/office/drawing/2016/5/10/chartex" xmlns:cx5="http://schemas.microsoft.com/office/drawing/2016/5/11/chartex" xmlns:cx6="http://schemas.microsoft.com/office/drawing/2016/5/12/chartex" xmlns:cx7="http://schemas.microsoft.com/office/drawing/2016/5/13/chartex" xmlns:cx8="http://schemas.microsoft.com/office/drawing/2016/5/14/chartex" xmlns:mc="http://schemas.openxmlformats.org/markup-compatibility/2006" xmlns:aink="http://schemas.microsoft.com/office/drawing/2016/ink" xmlns:am3d="http://schemas.microsoft.com/office/drawing/2017/model3d" xmlns:o="urn:schemas-microsoft-com:office:office" xmlns:oel="http://schemas.microsoft.com/office/2019/extlst" xmlns:r="http://schemas.openxmlformats.org/officeDocument/2006/relationships" xmlns:m="http://schemas.openxmlformats.org/officeDocument/2006/math" xmlns:v="urn:schemas-microsoft-com:vml" xmlns:wp14="http://schemas.microsoft.com/office/word/2010/wordprocessingDrawing" xmlns:wp="http://schemas.openxmlformats.org/drawingml/2006/wordprocessingDrawing" xmlns:w10="urn:schemas-microsoft-com:office:word" xmlns:w="http://schemas.openxmlformats.org/wordprocessingml/2006/main" xmlns:w14="http://schemas.microsoft.com/office/word/2010/wordml" xmlns:w15="http://schemas.microsoft.com/office/word/2012/wordml" xmlns:w16cex="http://schemas.microsoft.com/office/word/2018/wordml/cex" xmlns:w16cid="http://schemas.microsoft.com/office/word/2016/wordml/cid" xmlns:w16="http://schemas.microsoft.com/office/word/2018/wordml" xmlns:w16du="http://schemas.microsoft.com/office/word/2023/wordml/word16du" xmlns:w16sdtdh="http://schemas.microsoft.com/office/word/2020/wordml/sdtdatahash" xmlns:w16sdtfl="http://schemas.microsoft.com/office/word/2024/wordml/sdtformatlock" xmlns:w16se="http://schemas.microsoft.com/office/word/2015/wordml/symex" xmlns:wpg="http://schemas.microsoft.com/office/word/2010/wordprocessingGroup" xmlns:wpi="http://schemas.microsoft.com/office/word/2010/wordprocessingInk" xmlns:wne="http://schemas.microsoft.com/office/word/2006/wordml" xmlns:wps="http://schemas.microsoft.com/office/word/2010/wordprocessingShape" mc:Ignorable="w14 w15 w16se w16cid w16 w16cex w16sdtdh w16sdtfl w16du wp14">
+<w:numbering xmlns:wpc="http://schemas.microsoft.com/office/word/2010/wordprocessingCanvas" xmlns:cx="http://schemas.microsoft.com/office/drawing/2014/chartex" xmlns:cx1="http://schemas.microsoft.com/office/drawing/2015/9/8/chartex" xmlns:cx2="http://schemas.microsoft.com/office/drawing/2015/10/21/chartex" xmlns:cx3="http://schemas.microsoft.com/office/drawing/2016/5/9/chartex" xmlns:cx4="http://schemas.microsoft.com/office/drawing/2016/5/10/chartex" xmlns:cx5="http://schemas.microsoft.com/office/drawing/2016/5/11/chartex" xmlns:cx6="http://schemas.microsoft.com/office/drawing/2016/5/12/chartex" xmlns:cx7="http://schemas.microsoft.com/office/drawing/2016/5/13/chartex" xmlns:cx8="http://schemas.microsoft.com/office/drawing/2016/5/14/chartex" xmlns:mc="http://schemas.openxmlformats.org/markup-compatibility/2006" xmlns:aink="http://schemas.microsoft.com/office/drawing/2016/ink" xmlns:am3d="http://schemas.microsoft.com/office/drawing/2017/model3d" xmlns:o="urn:schemas-microsoft-com:office:office" xmlns:r="http://schemas.openxmlformats.org/officeDocument/2006/relationships" xmlns:m="http://schemas.openxmlformats.org/officeDocument/2006/math" xmlns:v="urn:schemas-microsoft-com:vml" xmlns:wp14="http://schemas.microsoft.com/office/word/2010/wordprocessingDrawing" xmlns:wp="http://schemas.openxmlformats.org/drawingml/2006/wordprocessingDrawing" xmlns:w10="urn:schemas-microsoft-com:office:word" xmlns:w="http://schemas.openxmlformats.org/wordprocessingml/2006/main" xmlns:w14="http://schemas.microsoft.com/office/word/2010/wordml" xmlns:w15="http://schemas.microsoft.com/office/word/2012/wordml" xmlns:w16cex="http://schemas.microsoft.com/office/word/2018/wordml/cex" xmlns:w16cid="http://schemas.microsoft.com/office/word/2016/wordml/cid" xmlns:w16="http://schemas.microsoft.com/office/word/2018/wordml" xmlns:w16sdtdh="http://schemas.microsoft.com/office/word/2020/wordml/sdtdatahash" xmlns:w16se="http://schemas.microsoft.com/office/word/2015/wordml/symex" xmlns:wpg="http://schemas.microsoft.com/office/word/2010/wordprocessingGroup" xmlns:wpi="http://schemas.microsoft.com/office/word/2010/wordprocessingInk" xmlns:wne="http://schemas.microsoft.com/office/word/2006/wordml" xmlns:wps="http://schemas.microsoft.com/office/word/2010/wordprocessingShape" mc:Ignorable="w14 w15 w16se w16cid w16 w16cex w16sdtdh wp14">
   <w:abstractNum w:abstractNumId="0" w15:restartNumberingAfterBreak="0">
     <w:nsid w:val="00000001"/>
     <w:multiLevelType w:val="singleLevel"/>
@@ -6517,110 +6517,110 @@
       </w:rPr>
     </w:lvl>
   </w:abstractNum>
-  <w:num w:numId="1" w16cid:durableId="292949215">
+  <w:num w:numId="1">
     <w:abstractNumId w:val="0"/>
   </w:num>
-  <w:num w:numId="2" w16cid:durableId="1822572834">
+  <w:num w:numId="2">
     <w:abstractNumId w:val="1"/>
   </w:num>
-  <w:num w:numId="3" w16cid:durableId="156699939">
+  <w:num w:numId="3">
     <w:abstractNumId w:val="2"/>
   </w:num>
-  <w:num w:numId="4" w16cid:durableId="577907148">
+  <w:num w:numId="4">
     <w:abstractNumId w:val="3"/>
   </w:num>
-  <w:num w:numId="5" w16cid:durableId="1146358983">
+  <w:num w:numId="5">
     <w:abstractNumId w:val="4"/>
   </w:num>
-  <w:num w:numId="6" w16cid:durableId="1803765790">
+  <w:num w:numId="6">
     <w:abstractNumId w:val="5"/>
   </w:num>
-  <w:num w:numId="7" w16cid:durableId="1801915784">
+  <w:num w:numId="7">
     <w:abstractNumId w:val="6"/>
   </w:num>
-  <w:num w:numId="8" w16cid:durableId="1043599518">
+  <w:num w:numId="8">
     <w:abstractNumId w:val="7"/>
   </w:num>
-  <w:num w:numId="9" w16cid:durableId="705719324">
+  <w:num w:numId="9">
     <w:abstractNumId w:val="8"/>
   </w:num>
-  <w:num w:numId="10" w16cid:durableId="794561068">
+  <w:num w:numId="10">
     <w:abstractNumId w:val="9"/>
   </w:num>
-  <w:num w:numId="11" w16cid:durableId="1670869243">
+  <w:num w:numId="11">
     <w:abstractNumId w:val="10"/>
   </w:num>
-  <w:num w:numId="12" w16cid:durableId="493499332">
+  <w:num w:numId="12">
     <w:abstractNumId w:val="11"/>
   </w:num>
-  <w:num w:numId="13" w16cid:durableId="827791418">
+  <w:num w:numId="13">
     <w:abstractNumId w:val="12"/>
   </w:num>
-  <w:num w:numId="14" w16cid:durableId="712772449">
+  <w:num w:numId="14">
     <w:abstractNumId w:val="13"/>
   </w:num>
-  <w:num w:numId="15" w16cid:durableId="817504010">
+  <w:num w:numId="15">
     <w:abstractNumId w:val="14"/>
   </w:num>
-  <w:num w:numId="16" w16cid:durableId="1864901639">
+  <w:num w:numId="16">
     <w:abstractNumId w:val="15"/>
   </w:num>
-  <w:num w:numId="17" w16cid:durableId="1718121700">
+  <w:num w:numId="17">
     <w:abstractNumId w:val="16"/>
   </w:num>
-  <w:num w:numId="18" w16cid:durableId="447435592">
+  <w:num w:numId="18">
     <w:abstractNumId w:val="17"/>
   </w:num>
-  <w:num w:numId="19" w16cid:durableId="827064509">
+  <w:num w:numId="19">
     <w:abstractNumId w:val="20"/>
   </w:num>
-  <w:num w:numId="20" w16cid:durableId="191457162">
+  <w:num w:numId="20">
     <w:abstractNumId w:val="25"/>
   </w:num>
-  <w:num w:numId="21" w16cid:durableId="1979215259">
+  <w:num w:numId="21">
     <w:abstractNumId w:val="29"/>
   </w:num>
-  <w:num w:numId="22" w16cid:durableId="371810846">
+  <w:num w:numId="22">
     <w:abstractNumId w:val="22"/>
   </w:num>
-  <w:num w:numId="23" w16cid:durableId="1398894837">
+  <w:num w:numId="23">
     <w:abstractNumId w:val="19"/>
   </w:num>
-  <w:num w:numId="24" w16cid:durableId="1118646082">
+  <w:num w:numId="24">
     <w:abstractNumId w:val="24"/>
   </w:num>
-  <w:num w:numId="25" w16cid:durableId="1143234135">
+  <w:num w:numId="25">
     <w:abstractNumId w:val="27"/>
   </w:num>
-  <w:num w:numId="26" w16cid:durableId="99183970">
+  <w:num w:numId="26">
     <w:abstractNumId w:val="18"/>
   </w:num>
-  <w:num w:numId="27" w16cid:durableId="389420496">
+  <w:num w:numId="27">
     <w:abstractNumId w:val="26"/>
   </w:num>
-  <w:num w:numId="28" w16cid:durableId="208567510">
+  <w:num w:numId="28">
     <w:abstractNumId w:val="21"/>
   </w:num>
-  <w:num w:numId="29" w16cid:durableId="1782916197">
+  <w:num w:numId="29">
     <w:abstractNumId w:val="32"/>
   </w:num>
-  <w:num w:numId="30" w16cid:durableId="1602488622">
+  <w:num w:numId="30">
     <w:abstractNumId w:val="31"/>
   </w:num>
-  <w:num w:numId="31" w16cid:durableId="1343968304">
+  <w:num w:numId="31">
     <w:abstractNumId w:val="28"/>
   </w:num>
-  <w:num w:numId="32" w16cid:durableId="1915313349">
+  <w:num w:numId="32">
     <w:abstractNumId w:val="30"/>
   </w:num>
-  <w:num w:numId="33" w16cid:durableId="772555068">
+  <w:num w:numId="33">
     <w:abstractNumId w:val="23"/>
   </w:num>
 </w:numbering>
 </file>
 
 <file path=word/styles.xml><?xml version="1.0" encoding="utf-8"?>
-<w:styles xmlns:mc="http://schemas.openxmlformats.org/markup-compatibility/2006" xmlns:r="http://schemas.openxmlformats.org/officeDocument/2006/relationships" xmlns:w="http://schemas.openxmlformats.org/wordprocessingml/2006/main" xmlns:w14="http://schemas.microsoft.com/office/word/2010/wordml" xmlns:w15="http://schemas.microsoft.com/office/word/2012/wordml" xmlns:w16cex="http://schemas.microsoft.com/office/word/2018/wordml/cex" xmlns:w16cid="http://schemas.microsoft.com/office/word/2016/wordml/cid" xmlns:w16="http://schemas.microsoft.com/office/word/2018/wordml" xmlns:w16du="http://schemas.microsoft.com/office/word/2023/wordml/word16du" xmlns:w16sdtdh="http://schemas.microsoft.com/office/word/2020/wordml/sdtdatahash" xmlns:w16sdtfl="http://schemas.microsoft.com/office/word/2024/wordml/sdtformatlock" xmlns:w16se="http://schemas.microsoft.com/office/word/2015/wordml/symex" mc:Ignorable="w14 w15 w16se w16cid w16 w16cex w16sdtdh w16sdtfl w16du">
+<w:styles xmlns:mc="http://schemas.openxmlformats.org/markup-compatibility/2006" xmlns:r="http://schemas.openxmlformats.org/officeDocument/2006/relationships" xmlns:w="http://schemas.openxmlformats.org/wordprocessingml/2006/main" xmlns:w14="http://schemas.microsoft.com/office/word/2010/wordml" xmlns:w15="http://schemas.microsoft.com/office/word/2012/wordml" xmlns:w16cex="http://schemas.microsoft.com/office/word/2018/wordml/cex" xmlns:w16cid="http://schemas.microsoft.com/office/word/2016/wordml/cid" xmlns:w16="http://schemas.microsoft.com/office/word/2018/wordml" xmlns:w16sdtdh="http://schemas.microsoft.com/office/word/2020/wordml/sdtdatahash" xmlns:w16se="http://schemas.microsoft.com/office/word/2015/wordml/symex" mc:Ignorable="w14 w15 w16se w16cid w16 w16cex w16sdtdh">
   <w:docDefaults>
     <w:rPrDefault>
       <w:rPr>
@@ -7021,11 +7021,11 @@
       <w:lang w:val="en-US" w:eastAsia="ar-SA"/>
     </w:rPr>
   </w:style>
-  <w:style w:type="paragraph" w:styleId="Titre1">
+  <w:style w:type="paragraph" w:styleId="Heading1">
     <w:name w:val="heading 1"/>
     <w:basedOn w:val="Normal"/>
     <w:next w:val="Normal"/>
-    <w:link w:val="Titre1Car"/>
+    <w:link w:val="Heading1Char"/>
     <w:qFormat/>
     <w:pPr>
       <w:keepNext/>
@@ -7042,11 +7042,11 @@
       <w:sz w:val="28"/>
     </w:rPr>
   </w:style>
-  <w:style w:type="paragraph" w:styleId="Titre2">
+  <w:style w:type="paragraph" w:styleId="Heading2">
     <w:name w:val="heading 2"/>
     <w:basedOn w:val="Normal"/>
     <w:next w:val="Normal"/>
-    <w:link w:val="Titre2Car"/>
+    <w:link w:val="Heading2Char"/>
     <w:qFormat/>
     <w:pPr>
       <w:keepNext/>
@@ -7061,11 +7061,11 @@
       <w:i/>
     </w:rPr>
   </w:style>
-  <w:style w:type="paragraph" w:styleId="Titre3">
+  <w:style w:type="paragraph" w:styleId="Heading3">
     <w:name w:val="heading 3"/>
     <w:basedOn w:val="Normal"/>
     <w:next w:val="Normal"/>
-    <w:link w:val="Titre3Car"/>
+    <w:link w:val="Heading3Char"/>
     <w:qFormat/>
     <w:pPr>
       <w:keepNext/>
@@ -7083,11 +7083,11 @@
       <w:sz w:val="28"/>
     </w:rPr>
   </w:style>
-  <w:style w:type="paragraph" w:styleId="Titre4">
+  <w:style w:type="paragraph" w:styleId="Heading4">
     <w:name w:val="heading 4"/>
     <w:basedOn w:val="Normal"/>
     <w:next w:val="Normal"/>
-    <w:link w:val="Titre4Car"/>
+    <w:link w:val="Heading4Char"/>
     <w:qFormat/>
     <w:pPr>
       <w:keepNext/>
@@ -7102,11 +7102,11 @@
       <w:rFonts w:ascii="Arial" w:hAnsi="Arial"/>
     </w:rPr>
   </w:style>
-  <w:style w:type="paragraph" w:styleId="Titre5">
+  <w:style w:type="paragraph" w:styleId="Heading5">
     <w:name w:val="heading 5"/>
     <w:basedOn w:val="Normal"/>
     <w:next w:val="Normal"/>
-    <w:link w:val="Titre5Car"/>
+    <w:link w:val="Heading5Char"/>
     <w:qFormat/>
     <w:pPr>
       <w:keepNext/>
@@ -7116,11 +7116,11 @@
       <w:i/>
     </w:rPr>
   </w:style>
-  <w:style w:type="paragraph" w:styleId="Titre6">
+  <w:style w:type="paragraph" w:styleId="Heading6">
     <w:name w:val="heading 6"/>
     <w:basedOn w:val="Normal"/>
     <w:next w:val="Normal"/>
-    <w:link w:val="Titre6Car"/>
+    <w:link w:val="Heading6Char"/>
     <w:qFormat/>
     <w:pPr>
       <w:keepNext/>
@@ -7138,11 +7138,11 @@
       <w:bCs/>
     </w:rPr>
   </w:style>
-  <w:style w:type="paragraph" w:styleId="Titre7">
+  <w:style w:type="paragraph" w:styleId="Heading7">
     <w:name w:val="heading 7"/>
     <w:basedOn w:val="Normal"/>
     <w:next w:val="Normal"/>
-    <w:link w:val="Titre7Car"/>
+    <w:link w:val="Heading7Char"/>
     <w:qFormat/>
     <w:pPr>
       <w:keepNext/>
@@ -7153,11 +7153,11 @@
       <w:bCs/>
     </w:rPr>
   </w:style>
-  <w:style w:type="paragraph" w:styleId="Titre8">
+  <w:style w:type="paragraph" w:styleId="Heading8">
     <w:name w:val="heading 8"/>
     <w:basedOn w:val="Normal"/>
     <w:next w:val="Normal"/>
-    <w:link w:val="Titre8Car"/>
+    <w:link w:val="Heading8Char"/>
     <w:qFormat/>
     <w:pPr>
       <w:keepNext/>
@@ -7170,11 +7170,11 @@
       <w:color w:val="0000FF"/>
     </w:rPr>
   </w:style>
-  <w:style w:type="paragraph" w:styleId="Titre9">
+  <w:style w:type="paragraph" w:styleId="Heading9">
     <w:name w:val="heading 9"/>
     <w:basedOn w:val="Normal"/>
     <w:next w:val="Normal"/>
-    <w:link w:val="Titre9Car"/>
+    <w:link w:val="Heading9Char"/>
     <w:qFormat/>
     <w:pPr>
       <w:keepNext/>
@@ -7191,12 +7191,13 @@
       <w:szCs w:val="24"/>
     </w:rPr>
   </w:style>
-  <w:style w:type="character" w:default="1" w:styleId="Policepardfaut">
+  <w:style w:type="character" w:default="1" w:styleId="DefaultParagraphFont">
     <w:name w:val="Default Paragraph Font"/>
     <w:uiPriority w:val="1"/>
+    <w:semiHidden/>
     <w:unhideWhenUsed/>
   </w:style>
-  <w:style w:type="table" w:default="1" w:styleId="TableauNormal">
+  <w:style w:type="table" w:default="1" w:styleId="TableNormal">
     <w:name w:val="Normal Table"/>
     <w:uiPriority w:val="99"/>
     <w:semiHidden/>
@@ -7211,15 +7212,15 @@
       </w:tblCellMar>
     </w:tblPr>
   </w:style>
-  <w:style w:type="numbering" w:default="1" w:styleId="Aucuneliste">
+  <w:style w:type="numbering" w:default="1" w:styleId="NoList">
     <w:name w:val="No List"/>
     <w:uiPriority w:val="99"/>
     <w:semiHidden/>
     <w:unhideWhenUsed/>
   </w:style>
-  <w:style w:type="character" w:customStyle="1" w:styleId="Titre1Car">
-    <w:name w:val="Titre 1 Car"/>
-    <w:link w:val="Titre1"/>
+  <w:style w:type="character" w:customStyle="1" w:styleId="Heading1Char">
+    <w:name w:val="Heading 1 Char"/>
+    <w:link w:val="Heading1"/>
     <w:locked/>
     <w:rPr>
       <w:rFonts w:ascii="Cambria" w:eastAsia="Times New Roman" w:hAnsi="Cambria" w:cs="Times New Roman"/>
@@ -7231,9 +7232,9 @@
       <w:lang w:val="en-US" w:eastAsia="ar-SA" w:bidi="ar-SA"/>
     </w:rPr>
   </w:style>
-  <w:style w:type="character" w:customStyle="1" w:styleId="Titre2Car">
-    <w:name w:val="Titre 2 Car"/>
-    <w:link w:val="Titre2"/>
+  <w:style w:type="character" w:customStyle="1" w:styleId="Heading2Char">
+    <w:name w:val="Heading 2 Char"/>
+    <w:link w:val="Heading2"/>
     <w:semiHidden/>
     <w:locked/>
     <w:rPr>
@@ -7247,9 +7248,9 @@
       <w:lang w:val="en-US" w:eastAsia="ar-SA" w:bidi="ar-SA"/>
     </w:rPr>
   </w:style>
-  <w:style w:type="character" w:customStyle="1" w:styleId="Titre3Car">
-    <w:name w:val="Titre 3 Car"/>
-    <w:link w:val="Titre3"/>
+  <w:style w:type="character" w:customStyle="1" w:styleId="Heading3Char">
+    <w:name w:val="Heading 3 Char"/>
+    <w:link w:val="Heading3"/>
     <w:semiHidden/>
     <w:locked/>
     <w:rPr>
@@ -7261,9 +7262,9 @@
       <w:lang w:val="en-US" w:eastAsia="ar-SA" w:bidi="ar-SA"/>
     </w:rPr>
   </w:style>
-  <w:style w:type="character" w:customStyle="1" w:styleId="Titre4Car">
-    <w:name w:val="Titre 4 Car"/>
-    <w:link w:val="Titre4"/>
+  <w:style w:type="character" w:customStyle="1" w:styleId="Heading4Char">
+    <w:name w:val="Heading 4 Char"/>
+    <w:link w:val="Heading4"/>
     <w:semiHidden/>
     <w:locked/>
     <w:rPr>
@@ -7275,9 +7276,9 @@
       <w:lang w:val="en-US" w:eastAsia="ar-SA" w:bidi="ar-SA"/>
     </w:rPr>
   </w:style>
-  <w:style w:type="character" w:customStyle="1" w:styleId="Titre5Car">
-    <w:name w:val="Titre 5 Car"/>
-    <w:link w:val="Titre5"/>
+  <w:style w:type="character" w:customStyle="1" w:styleId="Heading5Char">
+    <w:name w:val="Heading 5 Char"/>
+    <w:link w:val="Heading5"/>
     <w:semiHidden/>
     <w:locked/>
     <w:rPr>
@@ -7291,9 +7292,9 @@
       <w:lang w:val="en-US" w:eastAsia="ar-SA" w:bidi="ar-SA"/>
     </w:rPr>
   </w:style>
-  <w:style w:type="character" w:customStyle="1" w:styleId="Titre6Car">
-    <w:name w:val="Titre 6 Car"/>
-    <w:link w:val="Titre6"/>
+  <w:style w:type="character" w:customStyle="1" w:styleId="Heading6Char">
+    <w:name w:val="Heading 6 Char"/>
+    <w:link w:val="Heading6"/>
     <w:semiHidden/>
     <w:locked/>
     <w:rPr>
@@ -7305,9 +7306,9 @@
       <w:lang w:val="en-US" w:eastAsia="ar-SA" w:bidi="ar-SA"/>
     </w:rPr>
   </w:style>
-  <w:style w:type="character" w:customStyle="1" w:styleId="Titre7Car">
-    <w:name w:val="Titre 7 Car"/>
-    <w:link w:val="Titre7"/>
+  <w:style w:type="character" w:customStyle="1" w:styleId="Heading7Char">
+    <w:name w:val="Heading 7 Char"/>
+    <w:link w:val="Heading7"/>
     <w:semiHidden/>
     <w:locked/>
     <w:rPr>
@@ -7317,9 +7318,9 @@
       <w:lang w:val="en-US" w:eastAsia="ar-SA" w:bidi="ar-SA"/>
     </w:rPr>
   </w:style>
-  <w:style w:type="character" w:customStyle="1" w:styleId="Titre8Car">
-    <w:name w:val="Titre 8 Car"/>
-    <w:link w:val="Titre8"/>
+  <w:style w:type="character" w:customStyle="1" w:styleId="Heading8Char">
+    <w:name w:val="Heading 8 Char"/>
+    <w:link w:val="Heading8"/>
     <w:semiHidden/>
     <w:locked/>
     <w:rPr>
@@ -7331,9 +7332,9 @@
       <w:lang w:val="en-US" w:eastAsia="ar-SA" w:bidi="ar-SA"/>
     </w:rPr>
   </w:style>
-  <w:style w:type="character" w:customStyle="1" w:styleId="Titre9Car">
-    <w:name w:val="Titre 9 Car"/>
-    <w:link w:val="Titre9"/>
+  <w:style w:type="character" w:customStyle="1" w:styleId="Heading9Char">
+    <w:name w:val="Heading 9 Char"/>
+    <w:link w:val="Heading9"/>
     <w:semiHidden/>
     <w:locked/>
     <w:rPr>
@@ -7740,7 +7741,7 @@
       <w:szCs w:val="16"/>
     </w:rPr>
   </w:style>
-  <w:style w:type="character" w:styleId="Lienhypertextesuivivisit">
+  <w:style w:type="character" w:styleId="FollowedHyperlink">
     <w:name w:val="FollowedHyperlink"/>
     <w:semiHidden/>
     <w:rPr>
@@ -7756,7 +7757,7 @@
       <w:vertAlign w:val="superscript"/>
     </w:rPr>
   </w:style>
-  <w:style w:type="character" w:styleId="Lienhypertexte">
+  <w:style w:type="character" w:styleId="Hyperlink">
     <w:name w:val="Hyperlink"/>
     <w:semiHidden/>
     <w:rPr>
@@ -7765,7 +7766,7 @@
       <w:u w:val="single"/>
     </w:rPr>
   </w:style>
-  <w:style w:type="character" w:styleId="Numrodepage">
+  <w:style w:type="character" w:styleId="PageNumber">
     <w:name w:val="page number"/>
     <w:semiHidden/>
     <w:rPr>
@@ -7804,7 +7805,7 @@
   <w:style w:type="paragraph" w:customStyle="1" w:styleId="Heading">
     <w:name w:val="Heading"/>
     <w:basedOn w:val="Normal"/>
-    <w:next w:val="Corpsdetexte"/>
+    <w:next w:val="BodyText"/>
     <w:pPr>
       <w:keepNext/>
       <w:spacing w:before="240" w:after="120"/>
@@ -7815,18 +7816,18 @@
       <w:szCs w:val="28"/>
     </w:rPr>
   </w:style>
-  <w:style w:type="paragraph" w:styleId="Corpsdetexte">
+  <w:style w:type="paragraph" w:styleId="BodyText">
     <w:name w:val="Body Text"/>
     <w:basedOn w:val="Normal"/>
-    <w:link w:val="CorpsdetexteCar"/>
+    <w:link w:val="BodyTextChar"/>
     <w:semiHidden/>
     <w:pPr>
       <w:spacing w:after="120"/>
     </w:pPr>
   </w:style>
-  <w:style w:type="character" w:customStyle="1" w:styleId="CorpsdetexteCar">
-    <w:name w:val="Corps de texte Car"/>
-    <w:link w:val="Corpsdetexte"/>
+  <w:style w:type="character" w:customStyle="1" w:styleId="BodyTextChar">
+    <w:name w:val="Body Text Char"/>
+    <w:link w:val="BodyText"/>
     <w:semiHidden/>
     <w:locked/>
     <w:rPr>
@@ -7834,7 +7835,7 @@
       <w:lang w:val="en-US" w:eastAsia="ar-SA" w:bidi="ar-SA"/>
     </w:rPr>
   </w:style>
-  <w:style w:type="paragraph" w:styleId="Liste">
+  <w:style w:type="paragraph" w:styleId="List">
     <w:name w:val="List"/>
     <w:basedOn w:val="Normal"/>
     <w:semiHidden/>
@@ -7870,7 +7871,7 @@
       <w:rFonts w:cs="Tahoma"/>
     </w:rPr>
   </w:style>
-  <w:style w:type="paragraph" w:customStyle="1" w:styleId="Titre40">
+  <w:style w:type="paragraph" w:customStyle="1" w:styleId="Titre4">
     <w:name w:val="Titre4"/>
     <w:basedOn w:val="Normal"/>
     <w:next w:val="Normal"/>
@@ -7925,7 +7926,7 @@
   </w:style>
   <w:style w:type="paragraph" w:customStyle="1" w:styleId="Russite">
     <w:name w:val="Réussite"/>
-    <w:basedOn w:val="Corpsdetexte"/>
+    <w:basedOn w:val="BodyText"/>
     <w:pPr>
       <w:tabs>
         <w:tab w:val="left" w:pos="360"/>
@@ -7990,19 +7991,19 @@
       <w:lang w:val="en-GB"/>
     </w:rPr>
   </w:style>
-  <w:style w:type="paragraph" w:styleId="Retraitcorpsdetexte">
+  <w:style w:type="paragraph" w:styleId="BodyTextIndent">
     <w:name w:val="Body Text Indent"/>
-    <w:basedOn w:val="Corpsdetexte"/>
-    <w:link w:val="RetraitcorpsdetexteCar"/>
+    <w:basedOn w:val="BodyText"/>
+    <w:link w:val="BodyTextIndentChar"/>
     <w:semiHidden/>
     <w:pPr>
       <w:spacing w:after="220" w:line="220" w:lineRule="atLeast"/>
       <w:ind w:left="720" w:right="-360"/>
     </w:pPr>
   </w:style>
-  <w:style w:type="character" w:customStyle="1" w:styleId="RetraitcorpsdetexteCar">
-    <w:name w:val="Retrait corps de texte Car"/>
-    <w:link w:val="Retraitcorpsdetexte"/>
+  <w:style w:type="character" w:customStyle="1" w:styleId="BodyTextIndentChar">
+    <w:name w:val="Body Text Indent Char"/>
+    <w:link w:val="BodyTextIndent"/>
     <w:semiHidden/>
     <w:locked/>
     <w:rPr>
@@ -8236,10 +8237,10 @@
       <w:i/>
     </w:rPr>
   </w:style>
-  <w:style w:type="paragraph" w:styleId="Pieddepage">
+  <w:style w:type="paragraph" w:styleId="Footer">
     <w:name w:val="footer"/>
     <w:basedOn w:val="Normal"/>
-    <w:link w:val="PieddepageCar"/>
+    <w:link w:val="FooterChar"/>
     <w:semiHidden/>
     <w:pPr>
       <w:tabs>
@@ -8252,9 +8253,9 @@
       <w:sz w:val="16"/>
     </w:rPr>
   </w:style>
-  <w:style w:type="character" w:customStyle="1" w:styleId="PieddepageCar">
-    <w:name w:val="Pied de page Car"/>
-    <w:link w:val="Pieddepage"/>
+  <w:style w:type="character" w:customStyle="1" w:styleId="FooterChar">
+    <w:name w:val="Footer Char"/>
+    <w:link w:val="Footer"/>
     <w:semiHidden/>
     <w:locked/>
     <w:rPr>
@@ -8262,15 +8263,15 @@
       <w:lang w:val="en-US" w:eastAsia="ar-SA" w:bidi="ar-SA"/>
     </w:rPr>
   </w:style>
-  <w:style w:type="paragraph" w:styleId="Notedebasdepage">
+  <w:style w:type="paragraph" w:styleId="FootnoteText">
     <w:name w:val="footnote text"/>
     <w:basedOn w:val="Normal"/>
-    <w:link w:val="NotedebasdepageCar"/>
+    <w:link w:val="FootnoteTextChar"/>
     <w:semiHidden/>
   </w:style>
-  <w:style w:type="character" w:customStyle="1" w:styleId="NotedebasdepageCar">
-    <w:name w:val="Note de bas de page Car"/>
-    <w:link w:val="Notedebasdepage"/>
+  <w:style w:type="character" w:customStyle="1" w:styleId="FootnoteTextChar">
+    <w:name w:val="Footnote Text Char"/>
+    <w:link w:val="FootnoteText"/>
     <w:semiHidden/>
     <w:locked/>
     <w:rPr>
@@ -8294,10 +8295,10 @@
       <w:rFonts w:ascii="Book Antiqua" w:hAnsi="Book Antiqua"/>
     </w:rPr>
   </w:style>
-  <w:style w:type="paragraph" w:styleId="En-tte">
+  <w:style w:type="paragraph" w:styleId="Header">
     <w:name w:val="header"/>
     <w:basedOn w:val="Normal"/>
-    <w:link w:val="En-tteCar"/>
+    <w:link w:val="HeaderChar"/>
     <w:semiHidden/>
     <w:pPr>
       <w:tabs>
@@ -8310,9 +8311,9 @@
       <w:sz w:val="16"/>
     </w:rPr>
   </w:style>
-  <w:style w:type="character" w:customStyle="1" w:styleId="En-tteCar">
-    <w:name w:val="En-tête Car"/>
-    <w:link w:val="En-tte"/>
+  <w:style w:type="character" w:customStyle="1" w:styleId="HeaderChar">
+    <w:name w:val="Header Char"/>
+    <w:link w:val="Header"/>
     <w:semiHidden/>
     <w:locked/>
     <w:rPr>
@@ -8552,11 +8553,11 @@
       <w:szCs w:val="16"/>
     </w:rPr>
   </w:style>
-  <w:style w:type="paragraph" w:styleId="Titre">
+  <w:style w:type="paragraph" w:styleId="Title">
     <w:name w:val="Title"/>
     <w:basedOn w:val="Normal"/>
-    <w:next w:val="Sous-titre"/>
-    <w:link w:val="TitreCar"/>
+    <w:next w:val="Subtitle"/>
+    <w:link w:val="TitleChar"/>
     <w:qFormat/>
     <w:pPr>
       <w:jc w:val="center"/>
@@ -8565,9 +8566,9 @@
       <w:rFonts w:ascii="Book Antiqua" w:hAnsi="Book Antiqua"/>
     </w:rPr>
   </w:style>
-  <w:style w:type="character" w:customStyle="1" w:styleId="TitreCar">
-    <w:name w:val="Titre Car"/>
-    <w:link w:val="Titre"/>
+  <w:style w:type="character" w:customStyle="1" w:styleId="TitleChar">
+    <w:name w:val="Title Char"/>
+    <w:link w:val="Title"/>
     <w:locked/>
     <w:rPr>
       <w:rFonts w:ascii="Cambria" w:eastAsia="Times New Roman" w:hAnsi="Cambria" w:cs="Times New Roman"/>
@@ -8579,11 +8580,11 @@
       <w:lang w:val="en-US" w:eastAsia="ar-SA" w:bidi="ar-SA"/>
     </w:rPr>
   </w:style>
-  <w:style w:type="paragraph" w:styleId="Sous-titre">
+  <w:style w:type="paragraph" w:styleId="Subtitle">
     <w:name w:val="Subtitle"/>
-    <w:basedOn w:val="Titre40"/>
-    <w:next w:val="Corpsdetexte"/>
-    <w:link w:val="Sous-titreCar"/>
+    <w:basedOn w:val="Titre4"/>
+    <w:next w:val="BodyText"/>
+    <w:link w:val="SubtitleChar"/>
     <w:qFormat/>
     <w:pPr>
       <w:jc w:val="center"/>
@@ -8595,9 +8596,9 @@
       <w:szCs w:val="28"/>
     </w:rPr>
   </w:style>
-  <w:style w:type="character" w:customStyle="1" w:styleId="Sous-titreCar">
-    <w:name w:val="Sous-titre Car"/>
-    <w:link w:val="Sous-titre"/>
+  <w:style w:type="character" w:customStyle="1" w:styleId="SubtitleChar">
+    <w:name w:val="Subtitle Char"/>
+    <w:link w:val="Subtitle"/>
     <w:locked/>
     <w:rPr>
       <w:rFonts w:ascii="Cambria" w:eastAsia="Times New Roman" w:hAnsi="Cambria" w:cs="Times New Roman"/>
@@ -8635,7 +8636,7 @@
       <w:smallCaps/>
     </w:rPr>
   </w:style>
-  <w:style w:type="paragraph" w:customStyle="1" w:styleId="Titre10">
+  <w:style w:type="paragraph" w:customStyle="1" w:styleId="Titre1">
     <w:name w:val="Titre1"/>
     <w:basedOn w:val="Normal"/>
     <w:next w:val="Normal"/>
@@ -8650,7 +8651,7 @@
       <w:szCs w:val="22"/>
     </w:rPr>
   </w:style>
-  <w:style w:type="paragraph" w:customStyle="1" w:styleId="Titre20">
+  <w:style w:type="paragraph" w:customStyle="1" w:styleId="Titre2">
     <w:name w:val="Titre2"/>
     <w:basedOn w:val="Normal"/>
     <w:next w:val="Normal"/>
@@ -8664,7 +8665,7 @@
       <w:szCs w:val="22"/>
     </w:rPr>
   </w:style>
-  <w:style w:type="paragraph" w:customStyle="1" w:styleId="Titre30">
+  <w:style w:type="paragraph" w:customStyle="1" w:styleId="Titre3">
     <w:name w:val="Titre3"/>
     <w:basedOn w:val="Normal"/>
     <w:next w:val="Normal"/>
@@ -8680,7 +8681,7 @@
       <w:szCs w:val="22"/>
     </w:rPr>
   </w:style>
-  <w:style w:type="paragraph" w:styleId="TM1">
+  <w:style w:type="paragraph" w:styleId="TOC1">
     <w:name w:val="toc 1"/>
     <w:basedOn w:val="Normal"/>
     <w:next w:val="Normal"/>
@@ -8734,7 +8735,7 @@
   </w:style>
   <w:style w:type="paragraph" w:customStyle="1" w:styleId="Contenuducadre">
     <w:name w:val="Contenu du cadre"/>
-    <w:basedOn w:val="Corpsdetexte"/>
+    <w:basedOn w:val="BodyText"/>
   </w:style>
   <w:style w:type="paragraph" w:customStyle="1" w:styleId="TableContents">
     <w:name w:val="Table Contents"/>
@@ -8756,7 +8757,7 @@
   </w:style>
   <w:style w:type="paragraph" w:customStyle="1" w:styleId="Framecontents">
     <w:name w:val="Frame contents"/>
-    <w:basedOn w:val="Corpsdetexte"/>
+    <w:basedOn w:val="BodyText"/>
   </w:style>
   <w:style w:type="paragraph" w:customStyle="1" w:styleId="BlockText1">
     <w:name w:val="Block Text1"/>
@@ -8778,7 +8779,7 @@
   </w:style>
   <w:style w:type="paragraph" w:customStyle="1" w:styleId="Texte1">
     <w:name w:val="Texte1"/>
-    <w:basedOn w:val="Corpsdetexte"/>
+    <w:basedOn w:val="BodyText"/>
     <w:rsid w:val="006E3632"/>
     <w:pPr>
       <w:suppressAutoHyphens w:val="0"/>
@@ -8792,10 +8793,10 @@
       <w:lang w:val="en-GB" w:eastAsia="en-US"/>
     </w:rPr>
   </w:style>
-  <w:style w:type="paragraph" w:styleId="Textedebulles">
+  <w:style w:type="paragraph" w:styleId="BalloonText">
     <w:name w:val="Balloon Text"/>
     <w:basedOn w:val="Normal"/>
-    <w:link w:val="TextedebullesCar"/>
+    <w:link w:val="BalloonTextChar"/>
     <w:uiPriority w:val="99"/>
     <w:semiHidden/>
     <w:unhideWhenUsed/>
@@ -8809,9 +8810,9 @@
       <w:szCs w:val="18"/>
     </w:rPr>
   </w:style>
-  <w:style w:type="character" w:customStyle="1" w:styleId="TextedebullesCar">
-    <w:name w:val="Texte de bulles Car"/>
-    <w:link w:val="Textedebulles"/>
+  <w:style w:type="character" w:customStyle="1" w:styleId="BalloonTextChar">
+    <w:name w:val="Balloon Text Char"/>
+    <w:link w:val="BalloonText"/>
     <w:uiPriority w:val="99"/>
     <w:semiHidden/>
     <w:rsid w:val="00030A24"/>
@@ -8822,7 +8823,7 @@
       <w:lang w:eastAsia="ar-SA"/>
     </w:rPr>
   </w:style>
-  <w:style w:type="character" w:styleId="Mentionnonrsolue">
+  <w:style w:type="character" w:styleId="UnresolvedMention">
     <w:name w:val="Unresolved Mention"/>
     <w:uiPriority w:val="47"/>
     <w:rsid w:val="00F50135"/>

--- a/files/JonathanBerlemont_CV_2026.docx
+++ b/files/JonathanBerlemont_CV_2026.docx
@@ -1,6 +1,6 @@
 
 <file path=word/document.xml><?xml version="1.0" encoding="utf-8"?>
-<w:document xmlns:wpc="http://schemas.microsoft.com/office/word/2010/wordprocessingCanvas" xmlns:cx="http://schemas.microsoft.com/office/drawing/2014/chartex" xmlns:cx1="http://schemas.microsoft.com/office/drawing/2015/9/8/chartex" xmlns:cx2="http://schemas.microsoft.com/office/drawing/2015/10/21/chartex" xmlns:cx3="http://schemas.microsoft.com/office/drawing/2016/5/9/chartex" xmlns:cx4="http://schemas.microsoft.com/office/drawing/2016/5/10/chartex" xmlns:cx5="http://schemas.microsoft.com/office/drawing/2016/5/11/chartex" xmlns:cx6="http://schemas.microsoft.com/office/drawing/2016/5/12/chartex" xmlns:cx7="http://schemas.microsoft.com/office/drawing/2016/5/13/chartex" xmlns:cx8="http://schemas.microsoft.com/office/drawing/2016/5/14/chartex" xmlns:mc="http://schemas.openxmlformats.org/markup-compatibility/2006" xmlns:aink="http://schemas.microsoft.com/office/drawing/2016/ink" xmlns:am3d="http://schemas.microsoft.com/office/drawing/2017/model3d" xmlns:o="urn:schemas-microsoft-com:office:office" xmlns:r="http://schemas.openxmlformats.org/officeDocument/2006/relationships" xmlns:m="http://schemas.openxmlformats.org/officeDocument/2006/math" xmlns:v="urn:schemas-microsoft-com:vml" xmlns:wp14="http://schemas.microsoft.com/office/word/2010/wordprocessingDrawing" xmlns:wp="http://schemas.openxmlformats.org/drawingml/2006/wordprocessingDrawing" xmlns:w10="urn:schemas-microsoft-com:office:word" xmlns:w="http://schemas.openxmlformats.org/wordprocessingml/2006/main" xmlns:w14="http://schemas.microsoft.com/office/word/2010/wordml" xmlns:w15="http://schemas.microsoft.com/office/word/2012/wordml" xmlns:w16cex="http://schemas.microsoft.com/office/word/2018/wordml/cex" xmlns:w16cid="http://schemas.microsoft.com/office/word/2016/wordml/cid" xmlns:w16="http://schemas.microsoft.com/office/word/2018/wordml" xmlns:w16sdtdh="http://schemas.microsoft.com/office/word/2020/wordml/sdtdatahash" xmlns:w16se="http://schemas.microsoft.com/office/word/2015/wordml/symex" xmlns:wpg="http://schemas.microsoft.com/office/word/2010/wordprocessingGroup" xmlns:wpi="http://schemas.microsoft.com/office/word/2010/wordprocessingInk" xmlns:wne="http://schemas.microsoft.com/office/word/2006/wordml" xmlns:wps="http://schemas.microsoft.com/office/word/2010/wordprocessingShape" mc:Ignorable="w14 w15 w16se w16cid w16 w16cex w16sdtdh wp14">
+<w:document xmlns:wpc="http://schemas.microsoft.com/office/word/2010/wordprocessingCanvas" xmlns:cx="http://schemas.microsoft.com/office/drawing/2014/chartex" xmlns:cx1="http://schemas.microsoft.com/office/drawing/2015/9/8/chartex" xmlns:cx2="http://schemas.microsoft.com/office/drawing/2015/10/21/chartex" xmlns:cx3="http://schemas.microsoft.com/office/drawing/2016/5/9/chartex" xmlns:cx4="http://schemas.microsoft.com/office/drawing/2016/5/10/chartex" xmlns:cx5="http://schemas.microsoft.com/office/drawing/2016/5/11/chartex" xmlns:cx6="http://schemas.microsoft.com/office/drawing/2016/5/12/chartex" xmlns:cx7="http://schemas.microsoft.com/office/drawing/2016/5/13/chartex" xmlns:cx8="http://schemas.microsoft.com/office/drawing/2016/5/14/chartex" xmlns:mc="http://schemas.openxmlformats.org/markup-compatibility/2006" xmlns:aink="http://schemas.microsoft.com/office/drawing/2016/ink" xmlns:am3d="http://schemas.microsoft.com/office/drawing/2017/model3d" xmlns:o="urn:schemas-microsoft-com:office:office" xmlns:oel="http://schemas.microsoft.com/office/2019/extlst" xmlns:r="http://schemas.openxmlformats.org/officeDocument/2006/relationships" xmlns:m="http://schemas.openxmlformats.org/officeDocument/2006/math" xmlns:v="urn:schemas-microsoft-com:vml" xmlns:wp14="http://schemas.microsoft.com/office/word/2010/wordprocessingDrawing" xmlns:wp="http://schemas.openxmlformats.org/drawingml/2006/wordprocessingDrawing" xmlns:w10="urn:schemas-microsoft-com:office:word" xmlns:w="http://schemas.openxmlformats.org/wordprocessingml/2006/main" xmlns:w14="http://schemas.microsoft.com/office/word/2010/wordml" xmlns:w15="http://schemas.microsoft.com/office/word/2012/wordml" xmlns:w16cex="http://schemas.microsoft.com/office/word/2018/wordml/cex" xmlns:w16cid="http://schemas.microsoft.com/office/word/2016/wordml/cid" xmlns:w16="http://schemas.microsoft.com/office/word/2018/wordml" xmlns:w16du="http://schemas.microsoft.com/office/word/2023/wordml/word16du" xmlns:w16sdtdh="http://schemas.microsoft.com/office/word/2020/wordml/sdtdatahash" xmlns:w16sdtfl="http://schemas.microsoft.com/office/word/2024/wordml/sdtformatlock" xmlns:w16se="http://schemas.microsoft.com/office/word/2015/wordml/symex" xmlns:wpg="http://schemas.microsoft.com/office/word/2010/wordprocessingGroup" xmlns:wpi="http://schemas.microsoft.com/office/word/2010/wordprocessingInk" xmlns:wne="http://schemas.microsoft.com/office/word/2006/wordml" xmlns:wps="http://schemas.microsoft.com/office/word/2010/wordprocessingShape" mc:Ignorable="w14 w15 w16se w16cid w16 w16cex w16sdtdh w16sdtfl w16du wp14">
   <w:background w:color="FFFFFF"/>
   <w:body>
     <w:tbl>
@@ -762,7 +762,23 @@
                 <w:szCs w:val="16"/>
                 <w:lang w:val="en-GB"/>
               </w:rPr>
-              <w:t>Dutch (basics)</w:t>
+              <w:t>Dutch (</w:t>
+            </w:r>
+            <w:r>
+              <w:rPr>
+                <w:rFonts w:ascii="Century Gothic" w:hAnsi="Century Gothic"/>
+                <w:szCs w:val="16"/>
+                <w:lang w:val="en-GB"/>
+              </w:rPr>
+              <w:t>intermediate</w:t>
+            </w:r>
+            <w:r>
+              <w:rPr>
+                <w:rFonts w:ascii="Century Gothic" w:hAnsi="Century Gothic"/>
+                <w:szCs w:val="16"/>
+                <w:lang w:val="en-GB"/>
+              </w:rPr>
+              <w:t>)</w:t>
             </w:r>
           </w:p>
           <w:p>
@@ -1034,68 +1050,6 @@
               <w:spacing w:before="0" w:after="0"/>
               <w:jc w:val="both"/>
               <w:rPr>
-                <w:rFonts w:ascii="Century Gothic" w:hAnsi="Century Gothic"/>
-                <w:sz w:val="16"/>
-                <w:szCs w:val="16"/>
-              </w:rPr>
-            </w:pPr>
-            <w:r>
-              <w:rPr>
-                <w:rFonts w:ascii="Century Gothic" w:hAnsi="Century Gothic"/>
-                <w:sz w:val="16"/>
-                <w:szCs w:val="16"/>
-              </w:rPr>
-              <w:t xml:space="preserve">It was at </w:t>
-            </w:r>
-            <w:proofErr w:type="spellStart"/>
-            <w:r>
-              <w:rPr>
-                <w:rFonts w:ascii="Century Gothic" w:hAnsi="Century Gothic"/>
-                <w:sz w:val="16"/>
-                <w:szCs w:val="16"/>
-              </w:rPr>
-              <w:t>Sciensano</w:t>
-            </w:r>
-            <w:proofErr w:type="spellEnd"/>
-            <w:r>
-              <w:rPr>
-                <w:rFonts w:ascii="Century Gothic" w:hAnsi="Century Gothic"/>
-                <w:sz w:val="16"/>
-                <w:szCs w:val="16"/>
-              </w:rPr>
-              <w:t xml:space="preserve"> </w:t>
-            </w:r>
-            <w:r>
-              <w:rPr>
-                <w:rFonts w:ascii="Century Gothic" w:hAnsi="Century Gothic"/>
-                <w:sz w:val="16"/>
-                <w:szCs w:val="16"/>
-              </w:rPr>
-              <w:t>that I developed a real interest in quality engineering</w:t>
-            </w:r>
-            <w:r>
-              <w:rPr>
-                <w:rFonts w:ascii="Century Gothic" w:hAnsi="Century Gothic"/>
-                <w:sz w:val="16"/>
-                <w:szCs w:val="16"/>
-              </w:rPr>
-              <w:t>.</w:t>
-            </w:r>
-            <w:r>
-              <w:rPr>
-                <w:rFonts w:ascii="Century Gothic" w:hAnsi="Century Gothic"/>
-                <w:sz w:val="16"/>
-                <w:szCs w:val="16"/>
-              </w:rPr>
-              <w:t xml:space="preserve"> I found myself more drawn to solving those challenges than to feature development itself.</w:t>
-            </w:r>
-          </w:p>
-          <w:p>
-            <w:pPr>
-              <w:suppressAutoHyphens w:val="0"/>
-              <w:spacing w:before="0" w:after="0"/>
-              <w:jc w:val="both"/>
-              <w:rPr>
                 <w:rFonts w:ascii="Century Gothic" w:hAnsi="Century Gothic" w:cs="Arial"/>
                 <w:sz w:val="16"/>
                 <w:szCs w:val="16"/>
@@ -1484,7 +1438,25 @@
                 <w:szCs w:val="16"/>
                 <w:lang w:val="en-GB"/>
               </w:rPr>
-              <w:t>Delivered several LMS platform using Totara for various clients</w:t>
+              <w:t xml:space="preserve">Delivered several LMS </w:t>
+            </w:r>
+            <w:r>
+              <w:rPr>
+                <w:rFonts w:ascii="Century Gothic" w:hAnsi="Century Gothic"/>
+                <w:sz w:val="16"/>
+                <w:szCs w:val="16"/>
+                <w:lang w:val="en-GB"/>
+              </w:rPr>
+              <w:t>platforms</w:t>
+            </w:r>
+            <w:r>
+              <w:rPr>
+                <w:rFonts w:ascii="Century Gothic" w:hAnsi="Century Gothic"/>
+                <w:sz w:val="16"/>
+                <w:szCs w:val="16"/>
+                <w:lang w:val="en-GB"/>
+              </w:rPr>
+              <w:t xml:space="preserve"> using Totara for various clients</w:t>
             </w:r>
           </w:p>
           <w:p>
@@ -1630,7 +1602,7 @@
             <w:hyperlink r:id="rId7" w:history="1">
               <w:r>
                 <w:rPr>
-                  <w:rStyle w:val="Hyperlink"/>
+                  <w:rStyle w:val="Lienhypertexte"/>
                   <w:rFonts w:ascii="Century Gothic" w:hAnsi="Century Gothic" w:cs="Arial"/>
                   <w:sz w:val="16"/>
                   <w:szCs w:val="16"/>
@@ -1701,7 +1673,7 @@
 </file>
 
 <file path=word/endnotes.xml><?xml version="1.0" encoding="utf-8"?>
-<w:endnotes xmlns:wpc="http://schemas.microsoft.com/office/word/2010/wordprocessingCanvas" xmlns:cx="http://schemas.microsoft.com/office/drawing/2014/chartex" xmlns:cx1="http://schemas.microsoft.com/office/drawing/2015/9/8/chartex" xmlns:cx2="http://schemas.microsoft.com/office/drawing/2015/10/21/chartex" xmlns:cx3="http://schemas.microsoft.com/office/drawing/2016/5/9/chartex" xmlns:cx4="http://schemas.microsoft.com/office/drawing/2016/5/10/chartex" xmlns:cx5="http://schemas.microsoft.com/office/drawing/2016/5/11/chartex" xmlns:cx6="http://schemas.microsoft.com/office/drawing/2016/5/12/chartex" xmlns:cx7="http://schemas.microsoft.com/office/drawing/2016/5/13/chartex" xmlns:cx8="http://schemas.microsoft.com/office/drawing/2016/5/14/chartex" xmlns:mc="http://schemas.openxmlformats.org/markup-compatibility/2006" xmlns:aink="http://schemas.microsoft.com/office/drawing/2016/ink" xmlns:am3d="http://schemas.microsoft.com/office/drawing/2017/model3d" xmlns:o="urn:schemas-microsoft-com:office:office" xmlns:r="http://schemas.openxmlformats.org/officeDocument/2006/relationships" xmlns:m="http://schemas.openxmlformats.org/officeDocument/2006/math" xmlns:v="urn:schemas-microsoft-com:vml" xmlns:wp14="http://schemas.microsoft.com/office/word/2010/wordprocessingDrawing" xmlns:wp="http://schemas.openxmlformats.org/drawingml/2006/wordprocessingDrawing" xmlns:w10="urn:schemas-microsoft-com:office:word" xmlns:w="http://schemas.openxmlformats.org/wordprocessingml/2006/main" xmlns:w14="http://schemas.microsoft.com/office/word/2010/wordml" xmlns:w15="http://schemas.microsoft.com/office/word/2012/wordml" xmlns:w16cex="http://schemas.microsoft.com/office/word/2018/wordml/cex" xmlns:w16cid="http://schemas.microsoft.com/office/word/2016/wordml/cid" xmlns:w16="http://schemas.microsoft.com/office/word/2018/wordml" xmlns:w16sdtdh="http://schemas.microsoft.com/office/word/2020/wordml/sdtdatahash" xmlns:w16se="http://schemas.microsoft.com/office/word/2015/wordml/symex" xmlns:wpg="http://schemas.microsoft.com/office/word/2010/wordprocessingGroup" xmlns:wpi="http://schemas.microsoft.com/office/word/2010/wordprocessingInk" xmlns:wne="http://schemas.microsoft.com/office/word/2006/wordml" xmlns:wps="http://schemas.microsoft.com/office/word/2010/wordprocessingShape" mc:Ignorable="w14 w15 w16se w16cid w16 w16cex w16sdtdh wp14">
+<w:endnotes xmlns:wpc="http://schemas.microsoft.com/office/word/2010/wordprocessingCanvas" xmlns:cx="http://schemas.microsoft.com/office/drawing/2014/chartex" xmlns:cx1="http://schemas.microsoft.com/office/drawing/2015/9/8/chartex" xmlns:cx2="http://schemas.microsoft.com/office/drawing/2015/10/21/chartex" xmlns:cx3="http://schemas.microsoft.com/office/drawing/2016/5/9/chartex" xmlns:cx4="http://schemas.microsoft.com/office/drawing/2016/5/10/chartex" xmlns:cx5="http://schemas.microsoft.com/office/drawing/2016/5/11/chartex" xmlns:cx6="http://schemas.microsoft.com/office/drawing/2016/5/12/chartex" xmlns:cx7="http://schemas.microsoft.com/office/drawing/2016/5/13/chartex" xmlns:cx8="http://schemas.microsoft.com/office/drawing/2016/5/14/chartex" xmlns:mc="http://schemas.openxmlformats.org/markup-compatibility/2006" xmlns:aink="http://schemas.microsoft.com/office/drawing/2016/ink" xmlns:am3d="http://schemas.microsoft.com/office/drawing/2017/model3d" xmlns:o="urn:schemas-microsoft-com:office:office" xmlns:oel="http://schemas.microsoft.com/office/2019/extlst" xmlns:r="http://schemas.openxmlformats.org/officeDocument/2006/relationships" xmlns:m="http://schemas.openxmlformats.org/officeDocument/2006/math" xmlns:v="urn:schemas-microsoft-com:vml" xmlns:wp14="http://schemas.microsoft.com/office/word/2010/wordprocessingDrawing" xmlns:wp="http://schemas.openxmlformats.org/drawingml/2006/wordprocessingDrawing" xmlns:w10="urn:schemas-microsoft-com:office:word" xmlns:w="http://schemas.openxmlformats.org/wordprocessingml/2006/main" xmlns:w14="http://schemas.microsoft.com/office/word/2010/wordml" xmlns:w15="http://schemas.microsoft.com/office/word/2012/wordml" xmlns:w16cex="http://schemas.microsoft.com/office/word/2018/wordml/cex" xmlns:w16cid="http://schemas.microsoft.com/office/word/2016/wordml/cid" xmlns:w16="http://schemas.microsoft.com/office/word/2018/wordml" xmlns:w16du="http://schemas.microsoft.com/office/word/2023/wordml/word16du" xmlns:w16sdtdh="http://schemas.microsoft.com/office/word/2020/wordml/sdtdatahash" xmlns:w16sdtfl="http://schemas.microsoft.com/office/word/2024/wordml/sdtformatlock" xmlns:w16se="http://schemas.microsoft.com/office/word/2015/wordml/symex" xmlns:wpg="http://schemas.microsoft.com/office/word/2010/wordprocessingGroup" xmlns:wpi="http://schemas.microsoft.com/office/word/2010/wordprocessingInk" xmlns:wne="http://schemas.microsoft.com/office/word/2006/wordml" xmlns:wps="http://schemas.microsoft.com/office/word/2010/wordprocessingShape" mc:Ignorable="w14 w15 w16se w16cid w16 w16cex w16sdtdh w16sdtfl w16du wp14">
   <w:endnote w:type="separator" w:id="-1">
     <w:p>
       <w:pPr>
@@ -1726,38 +1698,38 @@
 </file>
 
 <file path=word/footer1.xml><?xml version="1.0" encoding="utf-8"?>
-<w:ftr xmlns:wpc="http://schemas.microsoft.com/office/word/2010/wordprocessingCanvas" xmlns:cx="http://schemas.microsoft.com/office/drawing/2014/chartex" xmlns:cx1="http://schemas.microsoft.com/office/drawing/2015/9/8/chartex" xmlns:cx2="http://schemas.microsoft.com/office/drawing/2015/10/21/chartex" xmlns:cx3="http://schemas.microsoft.com/office/drawing/2016/5/9/chartex" xmlns:cx4="http://schemas.microsoft.com/office/drawing/2016/5/10/chartex" xmlns:cx5="http://schemas.microsoft.com/office/drawing/2016/5/11/chartex" xmlns:cx6="http://schemas.microsoft.com/office/drawing/2016/5/12/chartex" xmlns:cx7="http://schemas.microsoft.com/office/drawing/2016/5/13/chartex" xmlns:cx8="http://schemas.microsoft.com/office/drawing/2016/5/14/chartex" xmlns:mc="http://schemas.openxmlformats.org/markup-compatibility/2006" xmlns:aink="http://schemas.microsoft.com/office/drawing/2016/ink" xmlns:am3d="http://schemas.microsoft.com/office/drawing/2017/model3d" xmlns:o="urn:schemas-microsoft-com:office:office" xmlns:r="http://schemas.openxmlformats.org/officeDocument/2006/relationships" xmlns:m="http://schemas.openxmlformats.org/officeDocument/2006/math" xmlns:v="urn:schemas-microsoft-com:vml" xmlns:wp14="http://schemas.microsoft.com/office/word/2010/wordprocessingDrawing" xmlns:wp="http://schemas.openxmlformats.org/drawingml/2006/wordprocessingDrawing" xmlns:w10="urn:schemas-microsoft-com:office:word" xmlns:w="http://schemas.openxmlformats.org/wordprocessingml/2006/main" xmlns:w14="http://schemas.microsoft.com/office/word/2010/wordml" xmlns:w15="http://schemas.microsoft.com/office/word/2012/wordml" xmlns:w16cex="http://schemas.microsoft.com/office/word/2018/wordml/cex" xmlns:w16cid="http://schemas.microsoft.com/office/word/2016/wordml/cid" xmlns:w16="http://schemas.microsoft.com/office/word/2018/wordml" xmlns:w16sdtdh="http://schemas.microsoft.com/office/word/2020/wordml/sdtdatahash" xmlns:w16se="http://schemas.microsoft.com/office/word/2015/wordml/symex" xmlns:wpg="http://schemas.microsoft.com/office/word/2010/wordprocessingGroup" xmlns:wpi="http://schemas.microsoft.com/office/word/2010/wordprocessingInk" xmlns:wne="http://schemas.microsoft.com/office/word/2006/wordml" xmlns:wps="http://schemas.microsoft.com/office/word/2010/wordprocessingShape" mc:Ignorable="w14 w15 w16se w16cid w16 w16cex w16sdtdh wp14">
+<w:ftr xmlns:wpc="http://schemas.microsoft.com/office/word/2010/wordprocessingCanvas" xmlns:cx="http://schemas.microsoft.com/office/drawing/2014/chartex" xmlns:cx1="http://schemas.microsoft.com/office/drawing/2015/9/8/chartex" xmlns:cx2="http://schemas.microsoft.com/office/drawing/2015/10/21/chartex" xmlns:cx3="http://schemas.microsoft.com/office/drawing/2016/5/9/chartex" xmlns:cx4="http://schemas.microsoft.com/office/drawing/2016/5/10/chartex" xmlns:cx5="http://schemas.microsoft.com/office/drawing/2016/5/11/chartex" xmlns:cx6="http://schemas.microsoft.com/office/drawing/2016/5/12/chartex" xmlns:cx7="http://schemas.microsoft.com/office/drawing/2016/5/13/chartex" xmlns:cx8="http://schemas.microsoft.com/office/drawing/2016/5/14/chartex" xmlns:mc="http://schemas.openxmlformats.org/markup-compatibility/2006" xmlns:aink="http://schemas.microsoft.com/office/drawing/2016/ink" xmlns:am3d="http://schemas.microsoft.com/office/drawing/2017/model3d" xmlns:o="urn:schemas-microsoft-com:office:office" xmlns:oel="http://schemas.microsoft.com/office/2019/extlst" xmlns:r="http://schemas.openxmlformats.org/officeDocument/2006/relationships" xmlns:m="http://schemas.openxmlformats.org/officeDocument/2006/math" xmlns:v="urn:schemas-microsoft-com:vml" xmlns:wp14="http://schemas.microsoft.com/office/word/2010/wordprocessingDrawing" xmlns:wp="http://schemas.openxmlformats.org/drawingml/2006/wordprocessingDrawing" xmlns:w10="urn:schemas-microsoft-com:office:word" xmlns:w="http://schemas.openxmlformats.org/wordprocessingml/2006/main" xmlns:w14="http://schemas.microsoft.com/office/word/2010/wordml" xmlns:w15="http://schemas.microsoft.com/office/word/2012/wordml" xmlns:w16cex="http://schemas.microsoft.com/office/word/2018/wordml/cex" xmlns:w16cid="http://schemas.microsoft.com/office/word/2016/wordml/cid" xmlns:w16="http://schemas.microsoft.com/office/word/2018/wordml" xmlns:w16du="http://schemas.microsoft.com/office/word/2023/wordml/word16du" xmlns:w16sdtdh="http://schemas.microsoft.com/office/word/2020/wordml/sdtdatahash" xmlns:w16sdtfl="http://schemas.microsoft.com/office/word/2024/wordml/sdtformatlock" xmlns:w16se="http://schemas.microsoft.com/office/word/2015/wordml/symex" xmlns:wpg="http://schemas.microsoft.com/office/word/2010/wordprocessingGroup" xmlns:wpi="http://schemas.microsoft.com/office/word/2010/wordprocessingInk" xmlns:wne="http://schemas.microsoft.com/office/word/2006/wordml" xmlns:wps="http://schemas.microsoft.com/office/word/2010/wordprocessingShape" mc:Ignorable="w14 w15 w16se w16cid w16 w16cex w16sdtdh w16sdtfl w16du wp14">
   <w:p>
     <w:pPr>
-      <w:pStyle w:val="Footer"/>
+      <w:pStyle w:val="Pieddepage"/>
       <w:rPr>
         <w:rFonts w:ascii="Century Gothic" w:hAnsi="Century Gothic"/>
       </w:rPr>
     </w:pPr>
     <w:r>
       <w:rPr>
-        <w:rStyle w:val="PageNumber"/>
+        <w:rStyle w:val="Numrodepage"/>
         <w:rFonts w:ascii="Century Gothic" w:hAnsi="Century Gothic"/>
       </w:rPr>
       <w:fldChar w:fldCharType="begin"/>
     </w:r>
     <w:r>
       <w:rPr>
-        <w:rStyle w:val="PageNumber"/>
+        <w:rStyle w:val="Numrodepage"/>
         <w:rFonts w:ascii="Century Gothic" w:hAnsi="Century Gothic"/>
       </w:rPr>
       <w:instrText xml:space="preserve"> PAGE </w:instrText>
     </w:r>
     <w:r>
       <w:rPr>
-        <w:rStyle w:val="PageNumber"/>
+        <w:rStyle w:val="Numrodepage"/>
         <w:rFonts w:ascii="Century Gothic" w:hAnsi="Century Gothic"/>
       </w:rPr>
       <w:fldChar w:fldCharType="separate"/>
     </w:r>
     <w:r>
       <w:rPr>
-        <w:rStyle w:val="PageNumber"/>
+        <w:rStyle w:val="Numrodepage"/>
         <w:rFonts w:ascii="Century Gothic" w:hAnsi="Century Gothic"/>
         <w:noProof/>
       </w:rPr>
@@ -1765,42 +1737,42 @@
     </w:r>
     <w:r>
       <w:rPr>
-        <w:rStyle w:val="PageNumber"/>
+        <w:rStyle w:val="Numrodepage"/>
         <w:rFonts w:ascii="Century Gothic" w:hAnsi="Century Gothic"/>
       </w:rPr>
       <w:fldChar w:fldCharType="end"/>
     </w:r>
     <w:r>
       <w:rPr>
-        <w:rStyle w:val="PageNumber"/>
+        <w:rStyle w:val="Numrodepage"/>
         <w:rFonts w:ascii="Century Gothic" w:hAnsi="Century Gothic"/>
       </w:rPr>
       <w:t>/</w:t>
     </w:r>
     <w:r>
       <w:rPr>
-        <w:rStyle w:val="PageNumber"/>
+        <w:rStyle w:val="Numrodepage"/>
         <w:rFonts w:ascii="Century Gothic" w:hAnsi="Century Gothic"/>
       </w:rPr>
       <w:fldChar w:fldCharType="begin"/>
     </w:r>
     <w:r>
       <w:rPr>
-        <w:rStyle w:val="PageNumber"/>
+        <w:rStyle w:val="Numrodepage"/>
         <w:rFonts w:ascii="Century Gothic" w:hAnsi="Century Gothic"/>
       </w:rPr>
       <w:instrText xml:space="preserve"> NUMPAGES </w:instrText>
     </w:r>
     <w:r>
       <w:rPr>
-        <w:rStyle w:val="PageNumber"/>
+        <w:rStyle w:val="Numrodepage"/>
         <w:rFonts w:ascii="Century Gothic" w:hAnsi="Century Gothic"/>
       </w:rPr>
       <w:fldChar w:fldCharType="separate"/>
     </w:r>
     <w:r>
       <w:rPr>
-        <w:rStyle w:val="PageNumber"/>
+        <w:rStyle w:val="Numrodepage"/>
         <w:rFonts w:ascii="Century Gothic" w:hAnsi="Century Gothic"/>
         <w:noProof/>
       </w:rPr>
@@ -1808,7 +1780,7 @@
     </w:r>
     <w:r>
       <w:rPr>
-        <w:rStyle w:val="PageNumber"/>
+        <w:rStyle w:val="Numrodepage"/>
         <w:rFonts w:ascii="Century Gothic" w:hAnsi="Century Gothic"/>
       </w:rPr>
       <w:fldChar w:fldCharType="end"/>
@@ -1818,7 +1790,7 @@
 </file>
 
 <file path=word/footnotes.xml><?xml version="1.0" encoding="utf-8"?>
-<w:footnotes xmlns:wpc="http://schemas.microsoft.com/office/word/2010/wordprocessingCanvas" xmlns:cx="http://schemas.microsoft.com/office/drawing/2014/chartex" xmlns:cx1="http://schemas.microsoft.com/office/drawing/2015/9/8/chartex" xmlns:cx2="http://schemas.microsoft.com/office/drawing/2015/10/21/chartex" xmlns:cx3="http://schemas.microsoft.com/office/drawing/2016/5/9/chartex" xmlns:cx4="http://schemas.microsoft.com/office/drawing/2016/5/10/chartex" xmlns:cx5="http://schemas.microsoft.com/office/drawing/2016/5/11/chartex" xmlns:cx6="http://schemas.microsoft.com/office/drawing/2016/5/12/chartex" xmlns:cx7="http://schemas.microsoft.com/office/drawing/2016/5/13/chartex" xmlns:cx8="http://schemas.microsoft.com/office/drawing/2016/5/14/chartex" xmlns:mc="http://schemas.openxmlformats.org/markup-compatibility/2006" xmlns:aink="http://schemas.microsoft.com/office/drawing/2016/ink" xmlns:am3d="http://schemas.microsoft.com/office/drawing/2017/model3d" xmlns:o="urn:schemas-microsoft-com:office:office" xmlns:r="http://schemas.openxmlformats.org/officeDocument/2006/relationships" xmlns:m="http://schemas.openxmlformats.org/officeDocument/2006/math" xmlns:v="urn:schemas-microsoft-com:vml" xmlns:wp14="http://schemas.microsoft.com/office/word/2010/wordprocessingDrawing" xmlns:wp="http://schemas.openxmlformats.org/drawingml/2006/wordprocessingDrawing" xmlns:w10="urn:schemas-microsoft-com:office:word" xmlns:w="http://schemas.openxmlformats.org/wordprocessingml/2006/main" xmlns:w14="http://schemas.microsoft.com/office/word/2010/wordml" xmlns:w15="http://schemas.microsoft.com/office/word/2012/wordml" xmlns:w16cex="http://schemas.microsoft.com/office/word/2018/wordml/cex" xmlns:w16cid="http://schemas.microsoft.com/office/word/2016/wordml/cid" xmlns:w16="http://schemas.microsoft.com/office/word/2018/wordml" xmlns:w16sdtdh="http://schemas.microsoft.com/office/word/2020/wordml/sdtdatahash" xmlns:w16se="http://schemas.microsoft.com/office/word/2015/wordml/symex" xmlns:wpg="http://schemas.microsoft.com/office/word/2010/wordprocessingGroup" xmlns:wpi="http://schemas.microsoft.com/office/word/2010/wordprocessingInk" xmlns:wne="http://schemas.microsoft.com/office/word/2006/wordml" xmlns:wps="http://schemas.microsoft.com/office/word/2010/wordprocessingShape" mc:Ignorable="w14 w15 w16se w16cid w16 w16cex w16sdtdh wp14">
+<w:footnotes xmlns:wpc="http://schemas.microsoft.com/office/word/2010/wordprocessingCanvas" xmlns:cx="http://schemas.microsoft.com/office/drawing/2014/chartex" xmlns:cx1="http://schemas.microsoft.com/office/drawing/2015/9/8/chartex" xmlns:cx2="http://schemas.microsoft.com/office/drawing/2015/10/21/chartex" xmlns:cx3="http://schemas.microsoft.com/office/drawing/2016/5/9/chartex" xmlns:cx4="http://schemas.microsoft.com/office/drawing/2016/5/10/chartex" xmlns:cx5="http://schemas.microsoft.com/office/drawing/2016/5/11/chartex" xmlns:cx6="http://schemas.microsoft.com/office/drawing/2016/5/12/chartex" xmlns:cx7="http://schemas.microsoft.com/office/drawing/2016/5/13/chartex" xmlns:cx8="http://schemas.microsoft.com/office/drawing/2016/5/14/chartex" xmlns:mc="http://schemas.openxmlformats.org/markup-compatibility/2006" xmlns:aink="http://schemas.microsoft.com/office/drawing/2016/ink" xmlns:am3d="http://schemas.microsoft.com/office/drawing/2017/model3d" xmlns:o="urn:schemas-microsoft-com:office:office" xmlns:oel="http://schemas.microsoft.com/office/2019/extlst" xmlns:r="http://schemas.openxmlformats.org/officeDocument/2006/relationships" xmlns:m="http://schemas.openxmlformats.org/officeDocument/2006/math" xmlns:v="urn:schemas-microsoft-com:vml" xmlns:wp14="http://schemas.microsoft.com/office/word/2010/wordprocessingDrawing" xmlns:wp="http://schemas.openxmlformats.org/drawingml/2006/wordprocessingDrawing" xmlns:w10="urn:schemas-microsoft-com:office:word" xmlns:w="http://schemas.openxmlformats.org/wordprocessingml/2006/main" xmlns:w14="http://schemas.microsoft.com/office/word/2010/wordml" xmlns:w15="http://schemas.microsoft.com/office/word/2012/wordml" xmlns:w16cex="http://schemas.microsoft.com/office/word/2018/wordml/cex" xmlns:w16cid="http://schemas.microsoft.com/office/word/2016/wordml/cid" xmlns:w16="http://schemas.microsoft.com/office/word/2018/wordml" xmlns:w16du="http://schemas.microsoft.com/office/word/2023/wordml/word16du" xmlns:w16sdtdh="http://schemas.microsoft.com/office/word/2020/wordml/sdtdatahash" xmlns:w16sdtfl="http://schemas.microsoft.com/office/word/2024/wordml/sdtformatlock" xmlns:w16se="http://schemas.microsoft.com/office/word/2015/wordml/symex" xmlns:wpg="http://schemas.microsoft.com/office/word/2010/wordprocessingGroup" xmlns:wpi="http://schemas.microsoft.com/office/word/2010/wordprocessingInk" xmlns:wne="http://schemas.microsoft.com/office/word/2006/wordml" xmlns:wps="http://schemas.microsoft.com/office/word/2010/wordprocessingShape" mc:Ignorable="w14 w15 w16se w16cid w16 w16cex w16sdtdh w16sdtfl w16du wp14">
   <w:footnote w:type="separator" w:id="-1">
     <w:p>
       <w:pPr>
@@ -1843,7 +1815,7 @@
 </file>
 
 <file path=word/header1.xml><?xml version="1.0" encoding="utf-8"?>
-<w:hdr xmlns:wpc="http://schemas.microsoft.com/office/word/2010/wordprocessingCanvas" xmlns:cx="http://schemas.microsoft.com/office/drawing/2014/chartex" xmlns:cx1="http://schemas.microsoft.com/office/drawing/2015/9/8/chartex" xmlns:cx2="http://schemas.microsoft.com/office/drawing/2015/10/21/chartex" xmlns:cx3="http://schemas.microsoft.com/office/drawing/2016/5/9/chartex" xmlns:cx4="http://schemas.microsoft.com/office/drawing/2016/5/10/chartex" xmlns:cx5="http://schemas.microsoft.com/office/drawing/2016/5/11/chartex" xmlns:cx6="http://schemas.microsoft.com/office/drawing/2016/5/12/chartex" xmlns:cx7="http://schemas.microsoft.com/office/drawing/2016/5/13/chartex" xmlns:cx8="http://schemas.microsoft.com/office/drawing/2016/5/14/chartex" xmlns:mc="http://schemas.openxmlformats.org/markup-compatibility/2006" xmlns:aink="http://schemas.microsoft.com/office/drawing/2016/ink" xmlns:am3d="http://schemas.microsoft.com/office/drawing/2017/model3d" xmlns:o="urn:schemas-microsoft-com:office:office" xmlns:r="http://schemas.openxmlformats.org/officeDocument/2006/relationships" xmlns:m="http://schemas.openxmlformats.org/officeDocument/2006/math" xmlns:v="urn:schemas-microsoft-com:vml" xmlns:wp14="http://schemas.microsoft.com/office/word/2010/wordprocessingDrawing" xmlns:wp="http://schemas.openxmlformats.org/drawingml/2006/wordprocessingDrawing" xmlns:w10="urn:schemas-microsoft-com:office:word" xmlns:w="http://schemas.openxmlformats.org/wordprocessingml/2006/main" xmlns:w14="http://schemas.microsoft.com/office/word/2010/wordml" xmlns:w15="http://schemas.microsoft.com/office/word/2012/wordml" xmlns:w16cex="http://schemas.microsoft.com/office/word/2018/wordml/cex" xmlns:w16cid="http://schemas.microsoft.com/office/word/2016/wordml/cid" xmlns:w16="http://schemas.microsoft.com/office/word/2018/wordml" xmlns:w16sdtdh="http://schemas.microsoft.com/office/word/2020/wordml/sdtdatahash" xmlns:w16se="http://schemas.microsoft.com/office/word/2015/wordml/symex" xmlns:wpg="http://schemas.microsoft.com/office/word/2010/wordprocessingGroup" xmlns:wpi="http://schemas.microsoft.com/office/word/2010/wordprocessingInk" xmlns:wne="http://schemas.microsoft.com/office/word/2006/wordml" xmlns:wps="http://schemas.microsoft.com/office/word/2010/wordprocessingShape" mc:Ignorable="w14 w15 w16se w16cid w16 w16cex w16sdtdh wp14">
+<w:hdr xmlns:wpc="http://schemas.microsoft.com/office/word/2010/wordprocessingCanvas" xmlns:cx="http://schemas.microsoft.com/office/drawing/2014/chartex" xmlns:cx1="http://schemas.microsoft.com/office/drawing/2015/9/8/chartex" xmlns:cx2="http://schemas.microsoft.com/office/drawing/2015/10/21/chartex" xmlns:cx3="http://schemas.microsoft.com/office/drawing/2016/5/9/chartex" xmlns:cx4="http://schemas.microsoft.com/office/drawing/2016/5/10/chartex" xmlns:cx5="http://schemas.microsoft.com/office/drawing/2016/5/11/chartex" xmlns:cx6="http://schemas.microsoft.com/office/drawing/2016/5/12/chartex" xmlns:cx7="http://schemas.microsoft.com/office/drawing/2016/5/13/chartex" xmlns:cx8="http://schemas.microsoft.com/office/drawing/2016/5/14/chartex" xmlns:mc="http://schemas.openxmlformats.org/markup-compatibility/2006" xmlns:aink="http://schemas.microsoft.com/office/drawing/2016/ink" xmlns:am3d="http://schemas.microsoft.com/office/drawing/2017/model3d" xmlns:o="urn:schemas-microsoft-com:office:office" xmlns:oel="http://schemas.microsoft.com/office/2019/extlst" xmlns:r="http://schemas.openxmlformats.org/officeDocument/2006/relationships" xmlns:m="http://schemas.openxmlformats.org/officeDocument/2006/math" xmlns:v="urn:schemas-microsoft-com:vml" xmlns:wp14="http://schemas.microsoft.com/office/word/2010/wordprocessingDrawing" xmlns:wp="http://schemas.openxmlformats.org/drawingml/2006/wordprocessingDrawing" xmlns:w10="urn:schemas-microsoft-com:office:word" xmlns:w="http://schemas.openxmlformats.org/wordprocessingml/2006/main" xmlns:w14="http://schemas.microsoft.com/office/word/2010/wordml" xmlns:w15="http://schemas.microsoft.com/office/word/2012/wordml" xmlns:w16cex="http://schemas.microsoft.com/office/word/2018/wordml/cex" xmlns:w16cid="http://schemas.microsoft.com/office/word/2016/wordml/cid" xmlns:w16="http://schemas.microsoft.com/office/word/2018/wordml" xmlns:w16du="http://schemas.microsoft.com/office/word/2023/wordml/word16du" xmlns:w16sdtdh="http://schemas.microsoft.com/office/word/2020/wordml/sdtdatahash" xmlns:w16sdtfl="http://schemas.microsoft.com/office/word/2024/wordml/sdtformatlock" xmlns:w16se="http://schemas.microsoft.com/office/word/2015/wordml/symex" xmlns:wpg="http://schemas.microsoft.com/office/word/2010/wordprocessingGroup" xmlns:wpi="http://schemas.microsoft.com/office/word/2010/wordprocessingInk" xmlns:wne="http://schemas.microsoft.com/office/word/2006/wordml" xmlns:wps="http://schemas.microsoft.com/office/word/2010/wordprocessingShape" mc:Ignorable="w14 w15 w16se w16cid w16 w16cex w16sdtdh w16sdtfl w16du wp14">
   <w:tbl>
     <w:tblPr>
       <w:tblW w:w="10456" w:type="dxa"/>
@@ -1864,7 +1836,7 @@
         </w:tcPr>
         <w:p>
           <w:pPr>
-            <w:pStyle w:val="Heading1"/>
+            <w:pStyle w:val="Titre1"/>
             <w:spacing w:before="0" w:after="0"/>
             <w:ind w:left="0" w:firstLine="0"/>
             <w:rPr>
@@ -1884,7 +1856,7 @@
         </w:p>
         <w:p>
           <w:pPr>
-            <w:pStyle w:val="Header"/>
+            <w:pStyle w:val="En-tte"/>
             <w:rPr>
               <w:rFonts w:ascii="Century Gothic" w:hAnsi="Century Gothic"/>
               <w:sz w:val="18"/>
@@ -1899,19 +1871,8 @@
               <w:szCs w:val="15"/>
               <w:lang w:val="fr-BE"/>
             </w:rPr>
-            <w:t xml:space="preserve">Avenue des volontaires 48, 1040 Etterbeek, </w:t>
+            <w:t>Avenue des volontaires 48, 1040 Etterbeek, Belgium</w:t>
           </w:r>
-          <w:proofErr w:type="spellStart"/>
-          <w:r>
-            <w:rPr>
-              <w:rFonts w:ascii="Century Gothic" w:hAnsi="Century Gothic" w:cs="Arial"/>
-              <w:sz w:val="15"/>
-              <w:szCs w:val="15"/>
-              <w:lang w:val="fr-BE"/>
-            </w:rPr>
-            <w:t>Belgium</w:t>
-          </w:r>
-          <w:proofErr w:type="spellEnd"/>
         </w:p>
       </w:tc>
       <w:tc>
@@ -1967,7 +1928,7 @@
         </w:p>
         <w:p>
           <w:pPr>
-            <w:pStyle w:val="Header"/>
+            <w:pStyle w:val="En-tte"/>
             <w:jc w:val="right"/>
             <w:rPr>
               <w:rFonts w:ascii="Century Gothic" w:hAnsi="Century Gothic" w:cs="Arial"/>
@@ -1980,7 +1941,7 @@
           <w:hyperlink r:id="rId1" w:history="1">
             <w:r>
               <w:rPr>
-                <w:rStyle w:val="Hyperlink"/>
+                <w:rStyle w:val="Lienhypertexte"/>
                 <w:rFonts w:ascii="Century Gothic" w:hAnsi="Century Gothic" w:cs="Arial"/>
                 <w:sz w:val="13"/>
                 <w:szCs w:val="13"/>
@@ -1992,7 +1953,7 @@
         </w:p>
         <w:p>
           <w:pPr>
-            <w:pStyle w:val="Header"/>
+            <w:pStyle w:val="En-tte"/>
             <w:jc w:val="right"/>
             <w:rPr>
               <w:rFonts w:ascii="Century Gothic" w:hAnsi="Century Gothic" w:cs="Arial"/>
@@ -2005,7 +1966,7 @@
           <w:hyperlink r:id="rId2" w:history="1">
             <w:r>
               <w:rPr>
-                <w:rStyle w:val="Hyperlink"/>
+                <w:rStyle w:val="Lienhypertexte"/>
                 <w:rFonts w:ascii="Century Gothic" w:hAnsi="Century Gothic" w:cs="Arial"/>
                 <w:sz w:val="13"/>
                 <w:szCs w:val="13"/>
@@ -2027,7 +1988,7 @@
         </w:p>
         <w:p>
           <w:pPr>
-            <w:pStyle w:val="Header"/>
+            <w:pStyle w:val="En-tte"/>
             <w:tabs>
               <w:tab w:val="right" w:pos="8647"/>
             </w:tabs>
@@ -2044,7 +2005,7 @@
           <w:hyperlink r:id="rId3" w:history="1">
             <w:r>
               <w:rPr>
-                <w:rStyle w:val="Hyperlink"/>
+                <w:rStyle w:val="Lienhypertexte"/>
                 <w:rFonts w:ascii="Century Gothic" w:hAnsi="Century Gothic"/>
                 <w:sz w:val="13"/>
                 <w:szCs w:val="13"/>
@@ -2069,7 +2030,7 @@
   </w:tbl>
   <w:p>
     <w:pPr>
-      <w:pStyle w:val="Header"/>
+      <w:pStyle w:val="En-tte"/>
       <w:rPr>
         <w:lang w:val="fr-BE"/>
       </w:rPr>
@@ -2079,7 +2040,7 @@
 </file>
 
 <file path=word/numbering.xml><?xml version="1.0" encoding="utf-8"?>
-<w:numbering xmlns:wpc="http://schemas.microsoft.com/office/word/2010/wordprocessingCanvas" xmlns:cx="http://schemas.microsoft.com/office/drawing/2014/chartex" xmlns:cx1="http://schemas.microsoft.com/office/drawing/2015/9/8/chartex" xmlns:cx2="http://schemas.microsoft.com/office/drawing/2015/10/21/chartex" xmlns:cx3="http://schemas.microsoft.com/office/drawing/2016/5/9/chartex" xmlns:cx4="http://schemas.microsoft.com/office/drawing/2016/5/10/chartex" xmlns:cx5="http://schemas.microsoft.com/office/drawing/2016/5/11/chartex" xmlns:cx6="http://schemas.microsoft.com/office/drawing/2016/5/12/chartex" xmlns:cx7="http://schemas.microsoft.com/office/drawing/2016/5/13/chartex" xmlns:cx8="http://schemas.microsoft.com/office/drawing/2016/5/14/chartex" xmlns:mc="http://schemas.openxmlformats.org/markup-compatibility/2006" xmlns:aink="http://schemas.microsoft.com/office/drawing/2016/ink" xmlns:am3d="http://schemas.microsoft.com/office/drawing/2017/model3d" xmlns:o="urn:schemas-microsoft-com:office:office" xmlns:r="http://schemas.openxmlformats.org/officeDocument/2006/relationships" xmlns:m="http://schemas.openxmlformats.org/officeDocument/2006/math" xmlns:v="urn:schemas-microsoft-com:vml" xmlns:wp14="http://schemas.microsoft.com/office/word/2010/wordprocessingDrawing" xmlns:wp="http://schemas.openxmlformats.org/drawingml/2006/wordprocessingDrawing" xmlns:w10="urn:schemas-microsoft-com:office:word" xmlns:w="http://schemas.openxmlformats.org/wordprocessingml/2006/main" xmlns:w14="http://schemas.microsoft.com/office/word/2010/wordml" xmlns:w15="http://schemas.microsoft.com/office/word/2012/wordml" xmlns:w16cex="http://schemas.microsoft.com/office/word/2018/wordml/cex" xmlns:w16cid="http://schemas.microsoft.com/office/word/2016/wordml/cid" xmlns:w16="http://schemas.microsoft.com/office/word/2018/wordml" xmlns:w16sdtdh="http://schemas.microsoft.com/office/word/2020/wordml/sdtdatahash" xmlns:w16se="http://schemas.microsoft.com/office/word/2015/wordml/symex" xmlns:wpg="http://schemas.microsoft.com/office/word/2010/wordprocessingGroup" xmlns:wpi="http://schemas.microsoft.com/office/word/2010/wordprocessingInk" xmlns:wne="http://schemas.microsoft.com/office/word/2006/wordml" xmlns:wps="http://schemas.microsoft.com/office/word/2010/wordprocessingShape" mc:Ignorable="w14 w15 w16se w16cid w16 w16cex w16sdtdh wp14">
+<w:numbering xmlns:wpc="http://schemas.microsoft.com/office/word/2010/wordprocessingCanvas" xmlns:cx="http://schemas.microsoft.com/office/drawing/2014/chartex" xmlns:cx1="http://schemas.microsoft.com/office/drawing/2015/9/8/chartex" xmlns:cx2="http://schemas.microsoft.com/office/drawing/2015/10/21/chartex" xmlns:cx3="http://schemas.microsoft.com/office/drawing/2016/5/9/chartex" xmlns:cx4="http://schemas.microsoft.com/office/drawing/2016/5/10/chartex" xmlns:cx5="http://schemas.microsoft.com/office/drawing/2016/5/11/chartex" xmlns:cx6="http://schemas.microsoft.com/office/drawing/2016/5/12/chartex" xmlns:cx7="http://schemas.microsoft.com/office/drawing/2016/5/13/chartex" xmlns:cx8="http://schemas.microsoft.com/office/drawing/2016/5/14/chartex" xmlns:mc="http://schemas.openxmlformats.org/markup-compatibility/2006" xmlns:aink="http://schemas.microsoft.com/office/drawing/2016/ink" xmlns:am3d="http://schemas.microsoft.com/office/drawing/2017/model3d" xmlns:o="urn:schemas-microsoft-com:office:office" xmlns:oel="http://schemas.microsoft.com/office/2019/extlst" xmlns:r="http://schemas.openxmlformats.org/officeDocument/2006/relationships" xmlns:m="http://schemas.openxmlformats.org/officeDocument/2006/math" xmlns:v="urn:schemas-microsoft-com:vml" xmlns:wp14="http://schemas.microsoft.com/office/word/2010/wordprocessingDrawing" xmlns:wp="http://schemas.openxmlformats.org/drawingml/2006/wordprocessingDrawing" xmlns:w10="urn:schemas-microsoft-com:office:word" xmlns:w="http://schemas.openxmlformats.org/wordprocessingml/2006/main" xmlns:w14="http://schemas.microsoft.com/office/word/2010/wordml" xmlns:w15="http://schemas.microsoft.com/office/word/2012/wordml" xmlns:w16cex="http://schemas.microsoft.com/office/word/2018/wordml/cex" xmlns:w16cid="http://schemas.microsoft.com/office/word/2016/wordml/cid" xmlns:w16="http://schemas.microsoft.com/office/word/2018/wordml" xmlns:w16du="http://schemas.microsoft.com/office/word/2023/wordml/word16du" xmlns:w16sdtdh="http://schemas.microsoft.com/office/word/2020/wordml/sdtdatahash" xmlns:w16sdtfl="http://schemas.microsoft.com/office/word/2024/wordml/sdtformatlock" xmlns:w16se="http://schemas.microsoft.com/office/word/2015/wordml/symex" xmlns:wpg="http://schemas.microsoft.com/office/word/2010/wordprocessingGroup" xmlns:wpi="http://schemas.microsoft.com/office/word/2010/wordprocessingInk" xmlns:wne="http://schemas.microsoft.com/office/word/2006/wordml" xmlns:wps="http://schemas.microsoft.com/office/word/2010/wordprocessingShape" mc:Ignorable="w14 w15 w16se w16cid w16 w16cex w16sdtdh w16sdtfl w16du wp14">
   <w:abstractNum w:abstractNumId="0" w15:restartNumberingAfterBreak="0">
     <w:nsid w:val="00000001"/>
     <w:multiLevelType w:val="singleLevel"/>
@@ -6517,110 +6478,110 @@
       </w:rPr>
     </w:lvl>
   </w:abstractNum>
-  <w:num w:numId="1">
+  <w:num w:numId="1" w16cid:durableId="1875727938">
     <w:abstractNumId w:val="0"/>
   </w:num>
-  <w:num w:numId="2">
+  <w:num w:numId="2" w16cid:durableId="889416495">
     <w:abstractNumId w:val="1"/>
   </w:num>
-  <w:num w:numId="3">
+  <w:num w:numId="3" w16cid:durableId="1295134050">
     <w:abstractNumId w:val="2"/>
   </w:num>
-  <w:num w:numId="4">
+  <w:num w:numId="4" w16cid:durableId="483545536">
     <w:abstractNumId w:val="3"/>
   </w:num>
-  <w:num w:numId="5">
+  <w:num w:numId="5" w16cid:durableId="2144078452">
     <w:abstractNumId w:val="4"/>
   </w:num>
-  <w:num w:numId="6">
+  <w:num w:numId="6" w16cid:durableId="111830572">
     <w:abstractNumId w:val="5"/>
   </w:num>
-  <w:num w:numId="7">
+  <w:num w:numId="7" w16cid:durableId="422995506">
     <w:abstractNumId w:val="6"/>
   </w:num>
-  <w:num w:numId="8">
+  <w:num w:numId="8" w16cid:durableId="293876864">
     <w:abstractNumId w:val="7"/>
   </w:num>
-  <w:num w:numId="9">
+  <w:num w:numId="9" w16cid:durableId="768087210">
     <w:abstractNumId w:val="8"/>
   </w:num>
-  <w:num w:numId="10">
+  <w:num w:numId="10" w16cid:durableId="1040983543">
     <w:abstractNumId w:val="9"/>
   </w:num>
-  <w:num w:numId="11">
+  <w:num w:numId="11" w16cid:durableId="2098399428">
     <w:abstractNumId w:val="10"/>
   </w:num>
-  <w:num w:numId="12">
+  <w:num w:numId="12" w16cid:durableId="502165541">
     <w:abstractNumId w:val="11"/>
   </w:num>
-  <w:num w:numId="13">
+  <w:num w:numId="13" w16cid:durableId="1443652751">
     <w:abstractNumId w:val="12"/>
   </w:num>
-  <w:num w:numId="14">
+  <w:num w:numId="14" w16cid:durableId="1202130377">
     <w:abstractNumId w:val="13"/>
   </w:num>
-  <w:num w:numId="15">
+  <w:num w:numId="15" w16cid:durableId="1991859911">
     <w:abstractNumId w:val="14"/>
   </w:num>
-  <w:num w:numId="16">
+  <w:num w:numId="16" w16cid:durableId="1483040970">
     <w:abstractNumId w:val="15"/>
   </w:num>
-  <w:num w:numId="17">
+  <w:num w:numId="17" w16cid:durableId="888028902">
     <w:abstractNumId w:val="16"/>
   </w:num>
-  <w:num w:numId="18">
+  <w:num w:numId="18" w16cid:durableId="452020342">
     <w:abstractNumId w:val="17"/>
   </w:num>
-  <w:num w:numId="19">
+  <w:num w:numId="19" w16cid:durableId="1285844562">
     <w:abstractNumId w:val="20"/>
   </w:num>
-  <w:num w:numId="20">
+  <w:num w:numId="20" w16cid:durableId="346759752">
     <w:abstractNumId w:val="25"/>
   </w:num>
-  <w:num w:numId="21">
+  <w:num w:numId="21" w16cid:durableId="735518261">
     <w:abstractNumId w:val="29"/>
   </w:num>
-  <w:num w:numId="22">
+  <w:num w:numId="22" w16cid:durableId="1339850680">
     <w:abstractNumId w:val="22"/>
   </w:num>
-  <w:num w:numId="23">
+  <w:num w:numId="23" w16cid:durableId="994382870">
     <w:abstractNumId w:val="19"/>
   </w:num>
-  <w:num w:numId="24">
+  <w:num w:numId="24" w16cid:durableId="376197354">
     <w:abstractNumId w:val="24"/>
   </w:num>
-  <w:num w:numId="25">
+  <w:num w:numId="25" w16cid:durableId="1348366411">
     <w:abstractNumId w:val="27"/>
   </w:num>
-  <w:num w:numId="26">
+  <w:num w:numId="26" w16cid:durableId="742262131">
     <w:abstractNumId w:val="18"/>
   </w:num>
-  <w:num w:numId="27">
+  <w:num w:numId="27" w16cid:durableId="1961374625">
     <w:abstractNumId w:val="26"/>
   </w:num>
-  <w:num w:numId="28">
+  <w:num w:numId="28" w16cid:durableId="1798720573">
     <w:abstractNumId w:val="21"/>
   </w:num>
-  <w:num w:numId="29">
+  <w:num w:numId="29" w16cid:durableId="457727780">
     <w:abstractNumId w:val="32"/>
   </w:num>
-  <w:num w:numId="30">
+  <w:num w:numId="30" w16cid:durableId="59639963">
     <w:abstractNumId w:val="31"/>
   </w:num>
-  <w:num w:numId="31">
+  <w:num w:numId="31" w16cid:durableId="26686066">
     <w:abstractNumId w:val="28"/>
   </w:num>
-  <w:num w:numId="32">
+  <w:num w:numId="32" w16cid:durableId="1365979889">
     <w:abstractNumId w:val="30"/>
   </w:num>
-  <w:num w:numId="33">
+  <w:num w:numId="33" w16cid:durableId="1634947791">
     <w:abstractNumId w:val="23"/>
   </w:num>
 </w:numbering>
 </file>
 
 <file path=word/styles.xml><?xml version="1.0" encoding="utf-8"?>
-<w:styles xmlns:mc="http://schemas.openxmlformats.org/markup-compatibility/2006" xmlns:r="http://schemas.openxmlformats.org/officeDocument/2006/relationships" xmlns:w="http://schemas.openxmlformats.org/wordprocessingml/2006/main" xmlns:w14="http://schemas.microsoft.com/office/word/2010/wordml" xmlns:w15="http://schemas.microsoft.com/office/word/2012/wordml" xmlns:w16cex="http://schemas.microsoft.com/office/word/2018/wordml/cex" xmlns:w16cid="http://schemas.microsoft.com/office/word/2016/wordml/cid" xmlns:w16="http://schemas.microsoft.com/office/word/2018/wordml" xmlns:w16sdtdh="http://schemas.microsoft.com/office/word/2020/wordml/sdtdatahash" xmlns:w16se="http://schemas.microsoft.com/office/word/2015/wordml/symex" mc:Ignorable="w14 w15 w16se w16cid w16 w16cex w16sdtdh">
+<w:styles xmlns:mc="http://schemas.openxmlformats.org/markup-compatibility/2006" xmlns:r="http://schemas.openxmlformats.org/officeDocument/2006/relationships" xmlns:w="http://schemas.openxmlformats.org/wordprocessingml/2006/main" xmlns:w14="http://schemas.microsoft.com/office/word/2010/wordml" xmlns:w15="http://schemas.microsoft.com/office/word/2012/wordml" xmlns:w16cex="http://schemas.microsoft.com/office/word/2018/wordml/cex" xmlns:w16cid="http://schemas.microsoft.com/office/word/2016/wordml/cid" xmlns:w16="http://schemas.microsoft.com/office/word/2018/wordml" xmlns:w16du="http://schemas.microsoft.com/office/word/2023/wordml/word16du" xmlns:w16sdtdh="http://schemas.microsoft.com/office/word/2020/wordml/sdtdatahash" xmlns:w16sdtfl="http://schemas.microsoft.com/office/word/2024/wordml/sdtformatlock" xmlns:w16se="http://schemas.microsoft.com/office/word/2015/wordml/symex" mc:Ignorable="w14 w15 w16se w16cid w16 w16cex w16sdtdh w16sdtfl w16du">
   <w:docDefaults>
     <w:rPrDefault>
       <w:rPr>
@@ -7021,11 +6982,11 @@
       <w:lang w:val="en-US" w:eastAsia="ar-SA"/>
     </w:rPr>
   </w:style>
-  <w:style w:type="paragraph" w:styleId="Heading1">
+  <w:style w:type="paragraph" w:styleId="Titre1">
     <w:name w:val="heading 1"/>
     <w:basedOn w:val="Normal"/>
     <w:next w:val="Normal"/>
-    <w:link w:val="Heading1Char"/>
+    <w:link w:val="Titre1Car"/>
     <w:qFormat/>
     <w:pPr>
       <w:keepNext/>
@@ -7042,11 +7003,11 @@
       <w:sz w:val="28"/>
     </w:rPr>
   </w:style>
-  <w:style w:type="paragraph" w:styleId="Heading2">
+  <w:style w:type="paragraph" w:styleId="Titre2">
     <w:name w:val="heading 2"/>
     <w:basedOn w:val="Normal"/>
     <w:next w:val="Normal"/>
-    <w:link w:val="Heading2Char"/>
+    <w:link w:val="Titre2Car"/>
     <w:qFormat/>
     <w:pPr>
       <w:keepNext/>
@@ -7061,11 +7022,11 @@
       <w:i/>
     </w:rPr>
   </w:style>
-  <w:style w:type="paragraph" w:styleId="Heading3">
+  <w:style w:type="paragraph" w:styleId="Titre3">
     <w:name w:val="heading 3"/>
     <w:basedOn w:val="Normal"/>
     <w:next w:val="Normal"/>
-    <w:link w:val="Heading3Char"/>
+    <w:link w:val="Titre3Car"/>
     <w:qFormat/>
     <w:pPr>
       <w:keepNext/>
@@ -7083,11 +7044,11 @@
       <w:sz w:val="28"/>
     </w:rPr>
   </w:style>
-  <w:style w:type="paragraph" w:styleId="Heading4">
+  <w:style w:type="paragraph" w:styleId="Titre4">
     <w:name w:val="heading 4"/>
     <w:basedOn w:val="Normal"/>
     <w:next w:val="Normal"/>
-    <w:link w:val="Heading4Char"/>
+    <w:link w:val="Titre4Car"/>
     <w:qFormat/>
     <w:pPr>
       <w:keepNext/>
@@ -7102,11 +7063,11 @@
       <w:rFonts w:ascii="Arial" w:hAnsi="Arial"/>
     </w:rPr>
   </w:style>
-  <w:style w:type="paragraph" w:styleId="Heading5">
+  <w:style w:type="paragraph" w:styleId="Titre5">
     <w:name w:val="heading 5"/>
     <w:basedOn w:val="Normal"/>
     <w:next w:val="Normal"/>
-    <w:link w:val="Heading5Char"/>
+    <w:link w:val="Titre5Car"/>
     <w:qFormat/>
     <w:pPr>
       <w:keepNext/>
@@ -7116,11 +7077,11 @@
       <w:i/>
     </w:rPr>
   </w:style>
-  <w:style w:type="paragraph" w:styleId="Heading6">
+  <w:style w:type="paragraph" w:styleId="Titre6">
     <w:name w:val="heading 6"/>
     <w:basedOn w:val="Normal"/>
     <w:next w:val="Normal"/>
-    <w:link w:val="Heading6Char"/>
+    <w:link w:val="Titre6Car"/>
     <w:qFormat/>
     <w:pPr>
       <w:keepNext/>
@@ -7138,11 +7099,11 @@
       <w:bCs/>
     </w:rPr>
   </w:style>
-  <w:style w:type="paragraph" w:styleId="Heading7">
+  <w:style w:type="paragraph" w:styleId="Titre7">
     <w:name w:val="heading 7"/>
     <w:basedOn w:val="Normal"/>
     <w:next w:val="Normal"/>
-    <w:link w:val="Heading7Char"/>
+    <w:link w:val="Titre7Car"/>
     <w:qFormat/>
     <w:pPr>
       <w:keepNext/>
@@ -7153,11 +7114,11 @@
       <w:bCs/>
     </w:rPr>
   </w:style>
-  <w:style w:type="paragraph" w:styleId="Heading8">
+  <w:style w:type="paragraph" w:styleId="Titre8">
     <w:name w:val="heading 8"/>
     <w:basedOn w:val="Normal"/>
     <w:next w:val="Normal"/>
-    <w:link w:val="Heading8Char"/>
+    <w:link w:val="Titre8Car"/>
     <w:qFormat/>
     <w:pPr>
       <w:keepNext/>
@@ -7170,11 +7131,11 @@
       <w:color w:val="0000FF"/>
     </w:rPr>
   </w:style>
-  <w:style w:type="paragraph" w:styleId="Heading9">
+  <w:style w:type="paragraph" w:styleId="Titre9">
     <w:name w:val="heading 9"/>
     <w:basedOn w:val="Normal"/>
     <w:next w:val="Normal"/>
-    <w:link w:val="Heading9Char"/>
+    <w:link w:val="Titre9Car"/>
     <w:qFormat/>
     <w:pPr>
       <w:keepNext/>
@@ -7191,13 +7152,13 @@
       <w:szCs w:val="24"/>
     </w:rPr>
   </w:style>
-  <w:style w:type="character" w:default="1" w:styleId="DefaultParagraphFont">
+  <w:style w:type="character" w:default="1" w:styleId="Policepardfaut">
     <w:name w:val="Default Paragraph Font"/>
     <w:uiPriority w:val="1"/>
     <w:semiHidden/>
     <w:unhideWhenUsed/>
   </w:style>
-  <w:style w:type="table" w:default="1" w:styleId="TableNormal">
+  <w:style w:type="table" w:default="1" w:styleId="TableauNormal">
     <w:name w:val="Normal Table"/>
     <w:uiPriority w:val="99"/>
     <w:semiHidden/>
@@ -7212,15 +7173,15 @@
       </w:tblCellMar>
     </w:tblPr>
   </w:style>
-  <w:style w:type="numbering" w:default="1" w:styleId="NoList">
+  <w:style w:type="numbering" w:default="1" w:styleId="Aucuneliste">
     <w:name w:val="No List"/>
     <w:uiPriority w:val="99"/>
     <w:semiHidden/>
     <w:unhideWhenUsed/>
   </w:style>
-  <w:style w:type="character" w:customStyle="1" w:styleId="Heading1Char">
-    <w:name w:val="Heading 1 Char"/>
-    <w:link w:val="Heading1"/>
+  <w:style w:type="character" w:customStyle="1" w:styleId="Titre1Car">
+    <w:name w:val="Titre 1 Car"/>
+    <w:link w:val="Titre1"/>
     <w:locked/>
     <w:rPr>
       <w:rFonts w:ascii="Cambria" w:eastAsia="Times New Roman" w:hAnsi="Cambria" w:cs="Times New Roman"/>
@@ -7232,9 +7193,9 @@
       <w:lang w:val="en-US" w:eastAsia="ar-SA" w:bidi="ar-SA"/>
     </w:rPr>
   </w:style>
-  <w:style w:type="character" w:customStyle="1" w:styleId="Heading2Char">
-    <w:name w:val="Heading 2 Char"/>
-    <w:link w:val="Heading2"/>
+  <w:style w:type="character" w:customStyle="1" w:styleId="Titre2Car">
+    <w:name w:val="Titre 2 Car"/>
+    <w:link w:val="Titre2"/>
     <w:semiHidden/>
     <w:locked/>
     <w:rPr>
@@ -7248,9 +7209,9 @@
       <w:lang w:val="en-US" w:eastAsia="ar-SA" w:bidi="ar-SA"/>
     </w:rPr>
   </w:style>
-  <w:style w:type="character" w:customStyle="1" w:styleId="Heading3Char">
-    <w:name w:val="Heading 3 Char"/>
-    <w:link w:val="Heading3"/>
+  <w:style w:type="character" w:customStyle="1" w:styleId="Titre3Car">
+    <w:name w:val="Titre 3 Car"/>
+    <w:link w:val="Titre3"/>
     <w:semiHidden/>
     <w:locked/>
     <w:rPr>
@@ -7262,9 +7223,9 @@
       <w:lang w:val="en-US" w:eastAsia="ar-SA" w:bidi="ar-SA"/>
     </w:rPr>
   </w:style>
-  <w:style w:type="character" w:customStyle="1" w:styleId="Heading4Char">
-    <w:name w:val="Heading 4 Char"/>
-    <w:link w:val="Heading4"/>
+  <w:style w:type="character" w:customStyle="1" w:styleId="Titre4Car">
+    <w:name w:val="Titre 4 Car"/>
+    <w:link w:val="Titre4"/>
     <w:semiHidden/>
     <w:locked/>
     <w:rPr>
@@ -7276,9 +7237,9 @@
       <w:lang w:val="en-US" w:eastAsia="ar-SA" w:bidi="ar-SA"/>
     </w:rPr>
   </w:style>
-  <w:style w:type="character" w:customStyle="1" w:styleId="Heading5Char">
-    <w:name w:val="Heading 5 Char"/>
-    <w:link w:val="Heading5"/>
+  <w:style w:type="character" w:customStyle="1" w:styleId="Titre5Car">
+    <w:name w:val="Titre 5 Car"/>
+    <w:link w:val="Titre5"/>
     <w:semiHidden/>
     <w:locked/>
     <w:rPr>
@@ -7292,9 +7253,9 @@
       <w:lang w:val="en-US" w:eastAsia="ar-SA" w:bidi="ar-SA"/>
     </w:rPr>
   </w:style>
-  <w:style w:type="character" w:customStyle="1" w:styleId="Heading6Char">
-    <w:name w:val="Heading 6 Char"/>
-    <w:link w:val="Heading6"/>
+  <w:style w:type="character" w:customStyle="1" w:styleId="Titre6Car">
+    <w:name w:val="Titre 6 Car"/>
+    <w:link w:val="Titre6"/>
     <w:semiHidden/>
     <w:locked/>
     <w:rPr>
@@ -7306,9 +7267,9 @@
       <w:lang w:val="en-US" w:eastAsia="ar-SA" w:bidi="ar-SA"/>
     </w:rPr>
   </w:style>
-  <w:style w:type="character" w:customStyle="1" w:styleId="Heading7Char">
-    <w:name w:val="Heading 7 Char"/>
-    <w:link w:val="Heading7"/>
+  <w:style w:type="character" w:customStyle="1" w:styleId="Titre7Car">
+    <w:name w:val="Titre 7 Car"/>
+    <w:link w:val="Titre7"/>
     <w:semiHidden/>
     <w:locked/>
     <w:rPr>
@@ -7318,9 +7279,9 @@
       <w:lang w:val="en-US" w:eastAsia="ar-SA" w:bidi="ar-SA"/>
     </w:rPr>
   </w:style>
-  <w:style w:type="character" w:customStyle="1" w:styleId="Heading8Char">
-    <w:name w:val="Heading 8 Char"/>
-    <w:link w:val="Heading8"/>
+  <w:style w:type="character" w:customStyle="1" w:styleId="Titre8Car">
+    <w:name w:val="Titre 8 Car"/>
+    <w:link w:val="Titre8"/>
     <w:semiHidden/>
     <w:locked/>
     <w:rPr>
@@ -7332,9 +7293,9 @@
       <w:lang w:val="en-US" w:eastAsia="ar-SA" w:bidi="ar-SA"/>
     </w:rPr>
   </w:style>
-  <w:style w:type="character" w:customStyle="1" w:styleId="Heading9Char">
-    <w:name w:val="Heading 9 Char"/>
-    <w:link w:val="Heading9"/>
+  <w:style w:type="character" w:customStyle="1" w:styleId="Titre9Car">
+    <w:name w:val="Titre 9 Car"/>
+    <w:link w:val="Titre9"/>
     <w:semiHidden/>
     <w:locked/>
     <w:rPr>
@@ -7741,7 +7702,7 @@
       <w:szCs w:val="16"/>
     </w:rPr>
   </w:style>
-  <w:style w:type="character" w:styleId="FollowedHyperlink">
+  <w:style w:type="character" w:styleId="Lienhypertextesuivivisit">
     <w:name w:val="FollowedHyperlink"/>
     <w:semiHidden/>
     <w:rPr>
@@ -7757,7 +7718,7 @@
       <w:vertAlign w:val="superscript"/>
     </w:rPr>
   </w:style>
-  <w:style w:type="character" w:styleId="Hyperlink">
+  <w:style w:type="character" w:styleId="Lienhypertexte">
     <w:name w:val="Hyperlink"/>
     <w:semiHidden/>
     <w:rPr>
@@ -7766,7 +7727,7 @@
       <w:u w:val="single"/>
     </w:rPr>
   </w:style>
-  <w:style w:type="character" w:styleId="PageNumber">
+  <w:style w:type="character" w:styleId="Numrodepage">
     <w:name w:val="page number"/>
     <w:semiHidden/>
     <w:rPr>
@@ -7805,7 +7766,7 @@
   <w:style w:type="paragraph" w:customStyle="1" w:styleId="Heading">
     <w:name w:val="Heading"/>
     <w:basedOn w:val="Normal"/>
-    <w:next w:val="BodyText"/>
+    <w:next w:val="Corpsdetexte"/>
     <w:pPr>
       <w:keepNext/>
       <w:spacing w:before="240" w:after="120"/>
@@ -7816,18 +7777,18 @@
       <w:szCs w:val="28"/>
     </w:rPr>
   </w:style>
-  <w:style w:type="paragraph" w:styleId="BodyText">
+  <w:style w:type="paragraph" w:styleId="Corpsdetexte">
     <w:name w:val="Body Text"/>
     <w:basedOn w:val="Normal"/>
-    <w:link w:val="BodyTextChar"/>
+    <w:link w:val="CorpsdetexteCar"/>
     <w:semiHidden/>
     <w:pPr>
       <w:spacing w:after="120"/>
     </w:pPr>
   </w:style>
-  <w:style w:type="character" w:customStyle="1" w:styleId="BodyTextChar">
-    <w:name w:val="Body Text Char"/>
-    <w:link w:val="BodyText"/>
+  <w:style w:type="character" w:customStyle="1" w:styleId="CorpsdetexteCar">
+    <w:name w:val="Corps de texte Car"/>
+    <w:link w:val="Corpsdetexte"/>
     <w:semiHidden/>
     <w:locked/>
     <w:rPr>
@@ -7835,7 +7796,7 @@
       <w:lang w:val="en-US" w:eastAsia="ar-SA" w:bidi="ar-SA"/>
     </w:rPr>
   </w:style>
-  <w:style w:type="paragraph" w:styleId="List">
+  <w:style w:type="paragraph" w:styleId="Liste">
     <w:name w:val="List"/>
     <w:basedOn w:val="Normal"/>
     <w:semiHidden/>
@@ -7871,7 +7832,7 @@
       <w:rFonts w:cs="Tahoma"/>
     </w:rPr>
   </w:style>
-  <w:style w:type="paragraph" w:customStyle="1" w:styleId="Titre4">
+  <w:style w:type="paragraph" w:customStyle="1" w:styleId="Titre40">
     <w:name w:val="Titre4"/>
     <w:basedOn w:val="Normal"/>
     <w:next w:val="Normal"/>
@@ -7926,7 +7887,7 @@
   </w:style>
   <w:style w:type="paragraph" w:customStyle="1" w:styleId="Russite">
     <w:name w:val="Réussite"/>
-    <w:basedOn w:val="BodyText"/>
+    <w:basedOn w:val="Corpsdetexte"/>
     <w:pPr>
       <w:tabs>
         <w:tab w:val="left" w:pos="360"/>
@@ -7991,19 +7952,19 @@
       <w:lang w:val="en-GB"/>
     </w:rPr>
   </w:style>
-  <w:style w:type="paragraph" w:styleId="BodyTextIndent">
+  <w:style w:type="paragraph" w:styleId="Retraitcorpsdetexte">
     <w:name w:val="Body Text Indent"/>
-    <w:basedOn w:val="BodyText"/>
-    <w:link w:val="BodyTextIndentChar"/>
+    <w:basedOn w:val="Corpsdetexte"/>
+    <w:link w:val="RetraitcorpsdetexteCar"/>
     <w:semiHidden/>
     <w:pPr>
       <w:spacing w:after="220" w:line="220" w:lineRule="atLeast"/>
       <w:ind w:left="720" w:right="-360"/>
     </w:pPr>
   </w:style>
-  <w:style w:type="character" w:customStyle="1" w:styleId="BodyTextIndentChar">
-    <w:name w:val="Body Text Indent Char"/>
-    <w:link w:val="BodyTextIndent"/>
+  <w:style w:type="character" w:customStyle="1" w:styleId="RetraitcorpsdetexteCar">
+    <w:name w:val="Retrait corps de texte Car"/>
+    <w:link w:val="Retraitcorpsdetexte"/>
     <w:semiHidden/>
     <w:locked/>
     <w:rPr>
@@ -8237,10 +8198,10 @@
       <w:i/>
     </w:rPr>
   </w:style>
-  <w:style w:type="paragraph" w:styleId="Footer">
+  <w:style w:type="paragraph" w:styleId="Pieddepage">
     <w:name w:val="footer"/>
     <w:basedOn w:val="Normal"/>
-    <w:link w:val="FooterChar"/>
+    <w:link w:val="PieddepageCar"/>
     <w:semiHidden/>
     <w:pPr>
       <w:tabs>
@@ -8253,9 +8214,9 @@
       <w:sz w:val="16"/>
     </w:rPr>
   </w:style>
-  <w:style w:type="character" w:customStyle="1" w:styleId="FooterChar">
-    <w:name w:val="Footer Char"/>
-    <w:link w:val="Footer"/>
+  <w:style w:type="character" w:customStyle="1" w:styleId="PieddepageCar">
+    <w:name w:val="Pied de page Car"/>
+    <w:link w:val="Pieddepage"/>
     <w:semiHidden/>
     <w:locked/>
     <w:rPr>
@@ -8263,15 +8224,15 @@
       <w:lang w:val="en-US" w:eastAsia="ar-SA" w:bidi="ar-SA"/>
     </w:rPr>
   </w:style>
-  <w:style w:type="paragraph" w:styleId="FootnoteText">
+  <w:style w:type="paragraph" w:styleId="Notedebasdepage">
     <w:name w:val="footnote text"/>
     <w:basedOn w:val="Normal"/>
-    <w:link w:val="FootnoteTextChar"/>
+    <w:link w:val="NotedebasdepageCar"/>
     <w:semiHidden/>
   </w:style>
-  <w:style w:type="character" w:customStyle="1" w:styleId="FootnoteTextChar">
-    <w:name w:val="Footnote Text Char"/>
-    <w:link w:val="FootnoteText"/>
+  <w:style w:type="character" w:customStyle="1" w:styleId="NotedebasdepageCar">
+    <w:name w:val="Note de bas de page Car"/>
+    <w:link w:val="Notedebasdepage"/>
     <w:semiHidden/>
     <w:locked/>
     <w:rPr>
@@ -8295,10 +8256,10 @@
       <w:rFonts w:ascii="Book Antiqua" w:hAnsi="Book Antiqua"/>
     </w:rPr>
   </w:style>
-  <w:style w:type="paragraph" w:styleId="Header">
+  <w:style w:type="paragraph" w:styleId="En-tte">
     <w:name w:val="header"/>
     <w:basedOn w:val="Normal"/>
-    <w:link w:val="HeaderChar"/>
+    <w:link w:val="En-tteCar"/>
     <w:semiHidden/>
     <w:pPr>
       <w:tabs>
@@ -8311,9 +8272,9 @@
       <w:sz w:val="16"/>
     </w:rPr>
   </w:style>
-  <w:style w:type="character" w:customStyle="1" w:styleId="HeaderChar">
-    <w:name w:val="Header Char"/>
-    <w:link w:val="Header"/>
+  <w:style w:type="character" w:customStyle="1" w:styleId="En-tteCar">
+    <w:name w:val="En-tête Car"/>
+    <w:link w:val="En-tte"/>
     <w:semiHidden/>
     <w:locked/>
     <w:rPr>
@@ -8553,11 +8514,11 @@
       <w:szCs w:val="16"/>
     </w:rPr>
   </w:style>
-  <w:style w:type="paragraph" w:styleId="Title">
+  <w:style w:type="paragraph" w:styleId="Titre">
     <w:name w:val="Title"/>
     <w:basedOn w:val="Normal"/>
-    <w:next w:val="Subtitle"/>
-    <w:link w:val="TitleChar"/>
+    <w:next w:val="Sous-titre"/>
+    <w:link w:val="TitreCar"/>
     <w:qFormat/>
     <w:pPr>
       <w:jc w:val="center"/>
@@ -8566,9 +8527,9 @@
       <w:rFonts w:ascii="Book Antiqua" w:hAnsi="Book Antiqua"/>
     </w:rPr>
   </w:style>
-  <w:style w:type="character" w:customStyle="1" w:styleId="TitleChar">
-    <w:name w:val="Title Char"/>
-    <w:link w:val="Title"/>
+  <w:style w:type="character" w:customStyle="1" w:styleId="TitreCar">
+    <w:name w:val="Titre Car"/>
+    <w:link w:val="Titre"/>
     <w:locked/>
     <w:rPr>
       <w:rFonts w:ascii="Cambria" w:eastAsia="Times New Roman" w:hAnsi="Cambria" w:cs="Times New Roman"/>
@@ -8580,11 +8541,11 @@
       <w:lang w:val="en-US" w:eastAsia="ar-SA" w:bidi="ar-SA"/>
     </w:rPr>
   </w:style>
-  <w:style w:type="paragraph" w:styleId="Subtitle">
+  <w:style w:type="paragraph" w:styleId="Sous-titre">
     <w:name w:val="Subtitle"/>
-    <w:basedOn w:val="Titre4"/>
-    <w:next w:val="BodyText"/>
-    <w:link w:val="SubtitleChar"/>
+    <w:basedOn w:val="Titre40"/>
+    <w:next w:val="Corpsdetexte"/>
+    <w:link w:val="Sous-titreCar"/>
     <w:qFormat/>
     <w:pPr>
       <w:jc w:val="center"/>
@@ -8596,9 +8557,9 @@
       <w:szCs w:val="28"/>
     </w:rPr>
   </w:style>
-  <w:style w:type="character" w:customStyle="1" w:styleId="SubtitleChar">
-    <w:name w:val="Subtitle Char"/>
-    <w:link w:val="Subtitle"/>
+  <w:style w:type="character" w:customStyle="1" w:styleId="Sous-titreCar">
+    <w:name w:val="Sous-titre Car"/>
+    <w:link w:val="Sous-titre"/>
     <w:locked/>
     <w:rPr>
       <w:rFonts w:ascii="Cambria" w:eastAsia="Times New Roman" w:hAnsi="Cambria" w:cs="Times New Roman"/>
@@ -8636,7 +8597,7 @@
       <w:smallCaps/>
     </w:rPr>
   </w:style>
-  <w:style w:type="paragraph" w:customStyle="1" w:styleId="Titre1">
+  <w:style w:type="paragraph" w:customStyle="1" w:styleId="Titre10">
     <w:name w:val="Titre1"/>
     <w:basedOn w:val="Normal"/>
     <w:next w:val="Normal"/>
@@ -8651,7 +8612,7 @@
       <w:szCs w:val="22"/>
     </w:rPr>
   </w:style>
-  <w:style w:type="paragraph" w:customStyle="1" w:styleId="Titre2">
+  <w:style w:type="paragraph" w:customStyle="1" w:styleId="Titre20">
     <w:name w:val="Titre2"/>
     <w:basedOn w:val="Normal"/>
     <w:next w:val="Normal"/>
@@ -8665,7 +8626,7 @@
       <w:szCs w:val="22"/>
     </w:rPr>
   </w:style>
-  <w:style w:type="paragraph" w:customStyle="1" w:styleId="Titre3">
+  <w:style w:type="paragraph" w:customStyle="1" w:styleId="Titre30">
     <w:name w:val="Titre3"/>
     <w:basedOn w:val="Normal"/>
     <w:next w:val="Normal"/>
@@ -8681,7 +8642,7 @@
       <w:szCs w:val="22"/>
     </w:rPr>
   </w:style>
-  <w:style w:type="paragraph" w:styleId="TOC1">
+  <w:style w:type="paragraph" w:styleId="TM1">
     <w:name w:val="toc 1"/>
     <w:basedOn w:val="Normal"/>
     <w:next w:val="Normal"/>
@@ -8735,7 +8696,7 @@
   </w:style>
   <w:style w:type="paragraph" w:customStyle="1" w:styleId="Contenuducadre">
     <w:name w:val="Contenu du cadre"/>
-    <w:basedOn w:val="BodyText"/>
+    <w:basedOn w:val="Corpsdetexte"/>
   </w:style>
   <w:style w:type="paragraph" w:customStyle="1" w:styleId="TableContents">
     <w:name w:val="Table Contents"/>
@@ -8757,7 +8718,7 @@
   </w:style>
   <w:style w:type="paragraph" w:customStyle="1" w:styleId="Framecontents">
     <w:name w:val="Frame contents"/>
-    <w:basedOn w:val="BodyText"/>
+    <w:basedOn w:val="Corpsdetexte"/>
   </w:style>
   <w:style w:type="paragraph" w:customStyle="1" w:styleId="BlockText1">
     <w:name w:val="Block Text1"/>
@@ -8779,7 +8740,7 @@
   </w:style>
   <w:style w:type="paragraph" w:customStyle="1" w:styleId="Texte1">
     <w:name w:val="Texte1"/>
-    <w:basedOn w:val="BodyText"/>
+    <w:basedOn w:val="Corpsdetexte"/>
     <w:rsid w:val="006E3632"/>
     <w:pPr>
       <w:suppressAutoHyphens w:val="0"/>
@@ -8793,10 +8754,10 @@
       <w:lang w:val="en-GB" w:eastAsia="en-US"/>
     </w:rPr>
   </w:style>
-  <w:style w:type="paragraph" w:styleId="BalloonText">
+  <w:style w:type="paragraph" w:styleId="Textedebulles">
     <w:name w:val="Balloon Text"/>
     <w:basedOn w:val="Normal"/>
-    <w:link w:val="BalloonTextChar"/>
+    <w:link w:val="TextedebullesCar"/>
     <w:uiPriority w:val="99"/>
     <w:semiHidden/>
     <w:unhideWhenUsed/>
@@ -8810,9 +8771,9 @@
       <w:szCs w:val="18"/>
     </w:rPr>
   </w:style>
-  <w:style w:type="character" w:customStyle="1" w:styleId="BalloonTextChar">
-    <w:name w:val="Balloon Text Char"/>
-    <w:link w:val="BalloonText"/>
+  <w:style w:type="character" w:customStyle="1" w:styleId="TextedebullesCar">
+    <w:name w:val="Texte de bulles Car"/>
+    <w:link w:val="Textedebulles"/>
     <w:uiPriority w:val="99"/>
     <w:semiHidden/>
     <w:rsid w:val="00030A24"/>
@@ -8823,7 +8784,7 @@
       <w:lang w:eastAsia="ar-SA"/>
     </w:rPr>
   </w:style>
-  <w:style w:type="character" w:styleId="UnresolvedMention">
+  <w:style w:type="character" w:styleId="Mentionnonrsolue">
     <w:name w:val="Unresolved Mention"/>
     <w:uiPriority w:val="47"/>
     <w:rsid w:val="00F50135"/>
